--- a/MED/practicas/Práctica foro.docx
+++ b/MED/practicas/Práctica foro.docx
@@ -285,6 +285,9 @@
                 </m:funcPr>
                 <m:fName>
                   <m:r>
+                    <m:rPr>
+                      <m:sty m:val="p"/>
+                    </m:rPr>
                     <w:rPr>
                       <w:rFonts w:ascii="Cambria Math" w:eastAsiaTheme="minorEastAsia" w:hAnsi="Cambria Math"/>
                     </w:rPr>
@@ -411,6 +414,9 @@
                 </m:funcPr>
                 <m:fName>
                   <m:r>
+                    <m:rPr>
+                      <m:sty m:val="p"/>
+                    </m:rPr>
                     <w:rPr>
                       <w:rFonts w:ascii="Cambria Math" w:eastAsiaTheme="minorEastAsia" w:hAnsi="Cambria Math"/>
                     </w:rPr>
@@ -1030,6 +1036,9 @@
                 </m:funcPr>
                 <m:fName>
                   <m:r>
+                    <m:rPr>
+                      <m:sty m:val="p"/>
+                    </m:rPr>
                     <w:rPr>
                       <w:rFonts w:ascii="Cambria Math" w:eastAsiaTheme="minorEastAsia" w:hAnsi="Cambria Math"/>
                     </w:rPr>
@@ -1325,15 +1334,10 @@
         </w:rPr>
       </w:pPr>
       <w:r>
-        <w:t xml:space="preserve">Al tratarse de un </w:t>
-      </w:r>
-      <w:proofErr w:type="gramStart"/>
-      <w:r>
-        <w:t>meta-análisis</w:t>
-      </w:r>
-      <w:proofErr w:type="gramEnd"/>
-      <w:r>
-        <w:t xml:space="preserve">, primero calculamos los pesos como la inversa de las </w:t>
+        <w:t>P</w:t>
+      </w:r>
+      <w:r>
+        <w:t xml:space="preserve">rimero calculamos los pesos como la inversa de las </w:t>
       </w:r>
       <m:oMath>
         <m:acc>
@@ -1376,6 +1380,9 @@
               </m:funcPr>
               <m:fName>
                 <m:r>
+                  <m:rPr>
+                    <m:sty m:val="p"/>
+                  </m:rPr>
                   <w:rPr>
                     <w:rFonts w:ascii="Cambria Math" w:eastAsiaTheme="minorEastAsia" w:hAnsi="Cambria Math"/>
                   </w:rPr>
@@ -1588,6 +1595,9 @@
                     </m:funcPr>
                     <m:fName>
                       <m:r>
+                        <m:rPr>
+                          <m:sty m:val="p"/>
+                        </m:rPr>
                         <w:rPr>
                           <w:rFonts w:ascii="Cambria Math" w:eastAsiaTheme="minorEastAsia" w:hAnsi="Cambria Math"/>
                         </w:rPr>
@@ -1805,6 +1815,9 @@
                     </m:funcPr>
                     <m:fName>
                       <m:r>
+                        <m:rPr>
+                          <m:sty m:val="p"/>
+                        </m:rPr>
                         <w:rPr>
                           <w:rFonts w:ascii="Cambria Math" w:eastAsiaTheme="minorEastAsia" w:hAnsi="Cambria Math"/>
                         </w:rPr>
@@ -2022,6 +2035,9 @@
             </m:funcPr>
             <m:fName>
               <m:r>
+                <m:rPr>
+                  <m:sty m:val="p"/>
+                </m:rPr>
                 <w:rPr>
                   <w:rFonts w:ascii="Cambria Math" w:eastAsiaTheme="minorEastAsia" w:hAnsi="Cambria Math"/>
                 </w:rPr>
@@ -2091,6 +2107,9 @@
             </m:funcPr>
             <m:fName>
               <m:r>
+                <m:rPr>
+                  <m:sty m:val="p"/>
+                </m:rPr>
                 <w:rPr>
                   <w:rFonts w:ascii="Cambria Math" w:eastAsiaTheme="minorEastAsia" w:hAnsi="Cambria Math"/>
                 </w:rPr>
@@ -2204,6 +2223,9 @@
             </m:funcPr>
             <m:fName>
               <m:r>
+                <m:rPr>
+                  <m:sty m:val="p"/>
+                </m:rPr>
                 <w:rPr>
                   <w:rFonts w:ascii="Cambria Math" w:eastAsiaTheme="minorEastAsia" w:hAnsi="Cambria Math"/>
                 </w:rPr>
@@ -2349,6 +2371,9 @@
                     </m:funcPr>
                     <m:fName>
                       <m:r>
+                        <m:rPr>
+                          <m:sty m:val="p"/>
+                        </m:rPr>
                         <w:rPr>
                           <w:rFonts w:ascii="Cambria Math" w:eastAsiaTheme="minorEastAsia" w:hAnsi="Cambria Math"/>
                         </w:rPr>
@@ -2821,6 +2846,9 @@
                     </m:funcPr>
                     <m:fName>
                       <m:r>
+                        <m:rPr>
+                          <m:sty m:val="p"/>
+                        </m:rPr>
                         <w:rPr>
                           <w:rFonts w:ascii="Cambria Math" w:eastAsiaTheme="minorEastAsia" w:hAnsi="Cambria Math"/>
                         </w:rPr>
@@ -3105,13 +3133,7 @@
                 <w:rPr>
                   <w:rFonts w:ascii="Cambria Math" w:eastAsiaTheme="minorEastAsia" w:hAnsi="Cambria Math"/>
                 </w:rPr>
-                <m:t>8.064</m:t>
-              </m:r>
-              <m:r>
-                <w:rPr>
-                  <w:rFonts w:ascii="Cambria Math" w:eastAsiaTheme="minorEastAsia" w:hAnsi="Cambria Math"/>
-                </w:rPr>
-                <m:t>+6.535</m:t>
+                <m:t>8.064+6.535</m:t>
               </m:r>
             </m:e>
           </m:d>
@@ -3198,20 +3220,829 @@
           <w:rPr>
             <w:rFonts w:ascii="Cambria Math" w:eastAsiaTheme="minorEastAsia" w:hAnsi="Cambria Math"/>
           </w:rPr>
-          <m:t>=</m:t>
+          <m:t>=0.00007</m:t>
+        </m:r>
+      </m:oMath>
+      <w:r>
+        <w:rPr>
+          <w:rFonts w:eastAsiaTheme="minorEastAsia"/>
+        </w:rPr>
+        <w:t xml:space="preserve">. Por lo que la afirmación es </w:t>
+      </w:r>
+      <w:r>
+        <w:rPr>
+          <w:rFonts w:eastAsiaTheme="minorEastAsia"/>
+          <w:b/>
+          <w:bCs/>
+        </w:rPr>
+        <w:t>falsa</w:t>
+      </w:r>
+      <w:r>
+        <w:rPr>
+          <w:rFonts w:eastAsiaTheme="minorEastAsia"/>
+        </w:rPr>
+        <w:t>.</w:t>
+      </w:r>
+    </w:p>
+    <w:p>
+      <w:pPr>
+        <w:pStyle w:val="Ttulo2"/>
+      </w:pPr>
+      <w:r>
+        <w:t>Pregunta 4</w:t>
+      </w:r>
+    </w:p>
+    <w:p>
+      <w:pPr>
+        <w:rPr>
+          <w:rFonts w:eastAsiaTheme="minorEastAsia"/>
+        </w:rPr>
+      </w:pPr>
+      <w:r>
+        <w:t xml:space="preserve">El </w:t>
+      </w:r>
+      <w:r>
+        <w:t xml:space="preserve">estadístico </w:t>
+      </w:r>
+      <m:oMath>
+        <m:sSub>
+          <m:sSubPr>
+            <m:ctrlPr>
+              <w:rPr>
+                <w:rFonts w:ascii="Cambria Math" w:hAnsi="Cambria Math"/>
+                <w:i/>
+              </w:rPr>
+            </m:ctrlPr>
+          </m:sSubPr>
+          <m:e>
+            <m:r>
+              <w:rPr>
+                <w:rFonts w:ascii="Cambria Math" w:hAnsi="Cambria Math"/>
+              </w:rPr>
+              <m:t>Q</m:t>
+            </m:r>
+          </m:e>
+          <m:sub>
+            <m:r>
+              <w:rPr>
+                <w:rFonts w:ascii="Cambria Math" w:hAnsi="Cambria Math"/>
+              </w:rPr>
+              <m:t>H</m:t>
+            </m:r>
+          </m:sub>
+        </m:sSub>
+      </m:oMath>
+      <w:r>
+        <w:rPr>
+          <w:rFonts w:eastAsiaTheme="minorEastAsia"/>
+        </w:rPr>
+        <w:t xml:space="preserve">, o </w:t>
+      </w:r>
+      <m:oMath>
+        <m:r>
+          <w:rPr>
+            <w:rFonts w:ascii="Cambria Math" w:eastAsiaTheme="minorEastAsia" w:hAnsi="Cambria Math"/>
+          </w:rPr>
+          <m:t>Q</m:t>
         </m:r>
         <m:r>
           <w:rPr>
             <w:rFonts w:ascii="Cambria Math" w:eastAsiaTheme="minorEastAsia" w:hAnsi="Cambria Math"/>
           </w:rPr>
-          <m:t>0.00007</m:t>
+          <m:t xml:space="preserve"> </m:t>
         </m:r>
       </m:oMath>
       <w:r>
         <w:rPr>
           <w:rFonts w:eastAsiaTheme="minorEastAsia"/>
         </w:rPr>
-        <w:t xml:space="preserve">. Por lo que la afirmación es </w:t>
+        <w:t>de Cochran</w:t>
+      </w:r>
+      <w:r>
+        <w:rPr>
+          <w:rFonts w:eastAsiaTheme="minorEastAsia"/>
+        </w:rPr>
+        <w:t>, nos permite conocer cómo de heterogéneos son las pruebas de las que disponemos. La fórmula para el cálculo de este estadístico es:</w:t>
+      </w:r>
+    </w:p>
+    <w:p>
+      <w:pPr>
+        <w:rPr>
+          <w:rFonts w:eastAsiaTheme="minorEastAsia"/>
+        </w:rPr>
+      </w:pPr>
+      <m:oMathPara>
+        <m:oMath>
+          <m:sSub>
+            <m:sSubPr>
+              <m:ctrlPr>
+                <w:rPr>
+                  <w:rFonts w:ascii="Cambria Math" w:eastAsiaTheme="minorEastAsia" w:hAnsi="Cambria Math"/>
+                  <w:i/>
+                </w:rPr>
+              </m:ctrlPr>
+            </m:sSubPr>
+            <m:e>
+              <m:r>
+                <w:rPr>
+                  <w:rFonts w:ascii="Cambria Math" w:eastAsiaTheme="minorEastAsia" w:hAnsi="Cambria Math"/>
+                </w:rPr>
+                <m:t>Q</m:t>
+              </m:r>
+            </m:e>
+            <m:sub>
+              <m:r>
+                <w:rPr>
+                  <w:rFonts w:ascii="Cambria Math" w:eastAsiaTheme="minorEastAsia" w:hAnsi="Cambria Math"/>
+                </w:rPr>
+                <m:t>H</m:t>
+              </m:r>
+            </m:sub>
+          </m:sSub>
+          <m:r>
+            <w:rPr>
+              <w:rFonts w:ascii="Cambria Math" w:eastAsiaTheme="minorEastAsia" w:hAnsi="Cambria Math"/>
+            </w:rPr>
+            <m:t>=</m:t>
+          </m:r>
+          <m:sSubSup>
+            <m:sSubSupPr>
+              <m:ctrlPr>
+                <w:rPr>
+                  <w:rFonts w:ascii="Cambria Math" w:eastAsiaTheme="minorEastAsia" w:hAnsi="Cambria Math"/>
+                  <w:i/>
+                </w:rPr>
+              </m:ctrlPr>
+            </m:sSubSupPr>
+            <m:e>
+              <m:r>
+                <m:rPr>
+                  <m:sty m:val="p"/>
+                </m:rPr>
+                <w:rPr>
+                  <w:rFonts w:ascii="Cambria Math" w:eastAsiaTheme="minorEastAsia" w:hAnsi="Cambria Math"/>
+                </w:rPr>
+                <m:t>χ</m:t>
+              </m:r>
+            </m:e>
+            <m:sub>
+              <m:r>
+                <w:rPr>
+                  <w:rFonts w:ascii="Cambria Math" w:eastAsiaTheme="minorEastAsia" w:hAnsi="Cambria Math"/>
+                </w:rPr>
+                <m:t>H,</m:t>
+              </m:r>
+              <m:d>
+                <m:dPr>
+                  <m:ctrlPr>
+                    <w:rPr>
+                      <w:rFonts w:ascii="Cambria Math" w:eastAsiaTheme="minorEastAsia" w:hAnsi="Cambria Math"/>
+                      <w:i/>
+                    </w:rPr>
+                  </m:ctrlPr>
+                </m:dPr>
+                <m:e>
+                  <m:r>
+                    <w:rPr>
+                      <w:rFonts w:ascii="Cambria Math" w:eastAsiaTheme="minorEastAsia" w:hAnsi="Cambria Math"/>
+                    </w:rPr>
+                    <m:t>2</m:t>
+                  </m:r>
+                </m:e>
+              </m:d>
+              <m:r>
+                <w:rPr>
+                  <w:rFonts w:ascii="Cambria Math" w:eastAsiaTheme="minorEastAsia" w:hAnsi="Cambria Math"/>
+                </w:rPr>
+                <m:t>-1</m:t>
+              </m:r>
+            </m:sub>
+            <m:sup>
+              <m:r>
+                <w:rPr>
+                  <w:rFonts w:ascii="Cambria Math" w:eastAsiaTheme="minorEastAsia" w:hAnsi="Cambria Math"/>
+                </w:rPr>
+                <m:t>2</m:t>
+              </m:r>
+            </m:sup>
+          </m:sSubSup>
+          <m:r>
+            <w:rPr>
+              <w:rFonts w:ascii="Cambria Math" w:eastAsiaTheme="minorEastAsia" w:hAnsi="Cambria Math"/>
+            </w:rPr>
+            <m:t>=</m:t>
+          </m:r>
+          <m:nary>
+            <m:naryPr>
+              <m:chr m:val="∑"/>
+              <m:ctrlPr>
+                <w:rPr>
+                  <w:rFonts w:ascii="Cambria Math" w:eastAsiaTheme="minorEastAsia" w:hAnsi="Cambria Math"/>
+                </w:rPr>
+              </m:ctrlPr>
+            </m:naryPr>
+            <m:sub>
+              <m:r>
+                <w:rPr>
+                  <w:rFonts w:ascii="Cambria Math" w:eastAsiaTheme="minorEastAsia" w:hAnsi="Cambria Math"/>
+                </w:rPr>
+                <m:t>i=1</m:t>
+              </m:r>
+              <m:ctrlPr>
+                <w:rPr>
+                  <w:rFonts w:ascii="Cambria Math" w:eastAsiaTheme="minorEastAsia" w:hAnsi="Cambria Math"/>
+                  <w:i/>
+                </w:rPr>
+              </m:ctrlPr>
+            </m:sub>
+            <m:sup>
+              <m:r>
+                <w:rPr>
+                  <w:rFonts w:ascii="Cambria Math" w:eastAsiaTheme="minorEastAsia" w:hAnsi="Cambria Math"/>
+                </w:rPr>
+                <m:t>2</m:t>
+              </m:r>
+              <m:ctrlPr>
+                <w:rPr>
+                  <w:rFonts w:ascii="Cambria Math" w:eastAsiaTheme="minorEastAsia" w:hAnsi="Cambria Math"/>
+                  <w:i/>
+                </w:rPr>
+              </m:ctrlPr>
+            </m:sup>
+            <m:e>
+              <m:sSub>
+                <m:sSubPr>
+                  <m:ctrlPr>
+                    <w:rPr>
+                      <w:rFonts w:ascii="Cambria Math" w:eastAsiaTheme="minorEastAsia" w:hAnsi="Cambria Math"/>
+                      <w:i/>
+                    </w:rPr>
+                  </m:ctrlPr>
+                </m:sSubPr>
+                <m:e>
+                  <m:r>
+                    <w:rPr>
+                      <w:rFonts w:ascii="Cambria Math" w:eastAsiaTheme="minorEastAsia" w:hAnsi="Cambria Math"/>
+                    </w:rPr>
+                    <m:t>w</m:t>
+                  </m:r>
+                </m:e>
+                <m:sub>
+                  <m:r>
+                    <w:rPr>
+                      <w:rFonts w:ascii="Cambria Math" w:eastAsiaTheme="minorEastAsia" w:hAnsi="Cambria Math"/>
+                    </w:rPr>
+                    <m:t>i</m:t>
+                  </m:r>
+                </m:sub>
+              </m:sSub>
+              <m:r>
+                <m:rPr>
+                  <m:sty m:val="p"/>
+                </m:rPr>
+                <w:rPr>
+                  <w:rFonts w:ascii="Cambria Math" w:eastAsiaTheme="minorEastAsia" w:hAnsi="Cambria Math"/>
+                </w:rPr>
+                <m:t>⋅</m:t>
+              </m:r>
+              <m:sSup>
+                <m:sSupPr>
+                  <m:ctrlPr>
+                    <w:rPr>
+                      <w:rFonts w:ascii="Cambria Math" w:eastAsiaTheme="minorEastAsia" w:hAnsi="Cambria Math"/>
+                      <w:i/>
+                    </w:rPr>
+                  </m:ctrlPr>
+                </m:sSupPr>
+                <m:e>
+                  <m:d>
+                    <m:dPr>
+                      <m:ctrlPr>
+                        <w:rPr>
+                          <w:rFonts w:ascii="Cambria Math" w:eastAsiaTheme="minorEastAsia" w:hAnsi="Cambria Math"/>
+                          <w:i/>
+                        </w:rPr>
+                      </m:ctrlPr>
+                    </m:dPr>
+                    <m:e>
+                      <m:func>
+                        <m:funcPr>
+                          <m:ctrlPr>
+                            <w:rPr>
+                              <w:rFonts w:ascii="Cambria Math" w:eastAsiaTheme="minorEastAsia" w:hAnsi="Cambria Math"/>
+                              <w:i/>
+                            </w:rPr>
+                          </m:ctrlPr>
+                        </m:funcPr>
+                        <m:fName>
+                          <m:r>
+                            <w:rPr>
+                              <w:rFonts w:ascii="Cambria Math" w:eastAsiaTheme="minorEastAsia" w:hAnsi="Cambria Math"/>
+                            </w:rPr>
+                            <m:t>ln</m:t>
+                          </m:r>
+                        </m:fName>
+                        <m:e>
+                          <m:acc>
+                            <m:accPr>
+                              <m:ctrlPr>
+                                <w:rPr>
+                                  <w:rFonts w:ascii="Cambria Math" w:eastAsiaTheme="minorEastAsia" w:hAnsi="Cambria Math"/>
+                                </w:rPr>
+                              </m:ctrlPr>
+                            </m:accPr>
+                            <m:e>
+                              <m:r>
+                                <w:rPr>
+                                  <w:rFonts w:ascii="Cambria Math" w:eastAsiaTheme="minorEastAsia" w:hAnsi="Cambria Math"/>
+                                </w:rPr>
+                                <m:t>O</m:t>
+                              </m:r>
+                              <m:sSub>
+                                <m:sSubPr>
+                                  <m:ctrlPr>
+                                    <w:rPr>
+                                      <w:rFonts w:ascii="Cambria Math" w:eastAsiaTheme="minorEastAsia" w:hAnsi="Cambria Math"/>
+                                      <w:i/>
+                                    </w:rPr>
+                                  </m:ctrlPr>
+                                </m:sSubPr>
+                                <m:e>
+                                  <m:r>
+                                    <w:rPr>
+                                      <w:rFonts w:ascii="Cambria Math" w:eastAsiaTheme="minorEastAsia" w:hAnsi="Cambria Math"/>
+                                    </w:rPr>
+                                    <m:t>R</m:t>
+                                  </m:r>
+                                </m:e>
+                                <m:sub>
+                                  <m:r>
+                                    <w:rPr>
+                                      <w:rFonts w:ascii="Cambria Math" w:eastAsiaTheme="minorEastAsia" w:hAnsi="Cambria Math"/>
+                                    </w:rPr>
+                                    <m:t>i</m:t>
+                                  </m:r>
+                                </m:sub>
+                              </m:sSub>
+                            </m:e>
+                          </m:acc>
+                        </m:e>
+                      </m:func>
+                      <m:r>
+                        <w:rPr>
+                          <w:rFonts w:ascii="Cambria Math" w:eastAsiaTheme="minorEastAsia" w:hAnsi="Cambria Math"/>
+                        </w:rPr>
+                        <m:t>-</m:t>
+                      </m:r>
+                      <m:func>
+                        <m:funcPr>
+                          <m:ctrlPr>
+                            <w:rPr>
+                              <w:rFonts w:ascii="Cambria Math" w:eastAsiaTheme="minorEastAsia" w:hAnsi="Cambria Math"/>
+                              <w:i/>
+                            </w:rPr>
+                          </m:ctrlPr>
+                        </m:funcPr>
+                        <m:fName>
+                          <m:r>
+                            <m:rPr>
+                              <m:sty m:val="p"/>
+                            </m:rPr>
+                            <w:rPr>
+                              <w:rFonts w:ascii="Cambria Math" w:eastAsiaTheme="minorEastAsia" w:hAnsi="Cambria Math"/>
+                            </w:rPr>
+                            <m:t>ln</m:t>
+                          </m:r>
+                        </m:fName>
+                        <m:e>
+                          <m:sSub>
+                            <m:sSubPr>
+                              <m:ctrlPr>
+                                <w:rPr>
+                                  <w:rFonts w:ascii="Cambria Math" w:eastAsiaTheme="minorEastAsia" w:hAnsi="Cambria Math"/>
+                                  <w:i/>
+                                </w:rPr>
+                              </m:ctrlPr>
+                            </m:sSubPr>
+                            <m:e>
+                              <m:acc>
+                                <m:accPr>
+                                  <m:ctrlPr>
+                                    <w:rPr>
+                                      <w:rFonts w:ascii="Cambria Math" w:eastAsiaTheme="minorEastAsia" w:hAnsi="Cambria Math"/>
+                                    </w:rPr>
+                                  </m:ctrlPr>
+                                </m:accPr>
+                                <m:e>
+                                  <m:r>
+                                    <w:rPr>
+                                      <w:rFonts w:ascii="Cambria Math" w:eastAsiaTheme="minorEastAsia" w:hAnsi="Cambria Math"/>
+                                    </w:rPr>
+                                    <m:t>OR</m:t>
+                                  </m:r>
+                                </m:e>
+                              </m:acc>
+                            </m:e>
+                            <m:sub>
+                              <m:r>
+                                <w:rPr>
+                                  <w:rFonts w:ascii="Cambria Math" w:eastAsiaTheme="minorEastAsia" w:hAnsi="Cambria Math"/>
+                                </w:rPr>
+                                <m:t>logit</m:t>
+                              </m:r>
+                            </m:sub>
+                          </m:sSub>
+                        </m:e>
+                      </m:func>
+                    </m:e>
+                  </m:d>
+                  <m:ctrlPr>
+                    <w:rPr>
+                      <w:rFonts w:ascii="Cambria Math" w:eastAsiaTheme="minorEastAsia" w:hAnsi="Cambria Math"/>
+                    </w:rPr>
+                  </m:ctrlPr>
+                </m:e>
+                <m:sup>
+                  <m:r>
+                    <w:rPr>
+                      <w:rFonts w:ascii="Cambria Math" w:eastAsiaTheme="minorEastAsia" w:hAnsi="Cambria Math"/>
+                    </w:rPr>
+                    <m:t>2</m:t>
+                  </m:r>
+                </m:sup>
+              </m:sSup>
+              <m:ctrlPr>
+                <w:rPr>
+                  <w:rFonts w:ascii="Cambria Math" w:eastAsiaTheme="minorEastAsia" w:hAnsi="Cambria Math"/>
+                  <w:i/>
+                </w:rPr>
+              </m:ctrlPr>
+            </m:e>
+          </m:nary>
+        </m:oMath>
+      </m:oMathPara>
+    </w:p>
+    <w:p>
+      <w:pPr>
+        <w:rPr>
+          <w:rFonts w:eastAsiaTheme="minorEastAsia"/>
+        </w:rPr>
+      </w:pPr>
+      <w:r>
+        <w:rPr>
+          <w:rFonts w:eastAsiaTheme="minorEastAsia"/>
+        </w:rPr>
+        <w:t xml:space="preserve">Se ve fácilmente que </w:t>
+      </w:r>
+      <m:oMath>
+        <m:sSub>
+          <m:sSubPr>
+            <m:ctrlPr>
+              <w:rPr>
+                <w:rFonts w:ascii="Cambria Math" w:eastAsiaTheme="minorEastAsia" w:hAnsi="Cambria Math"/>
+                <w:i/>
+              </w:rPr>
+            </m:ctrlPr>
+          </m:sSubPr>
+          <m:e>
+            <m:r>
+              <w:rPr>
+                <w:rFonts w:ascii="Cambria Math" w:eastAsiaTheme="minorEastAsia" w:hAnsi="Cambria Math"/>
+              </w:rPr>
+              <m:t>Q</m:t>
+            </m:r>
+          </m:e>
+          <m:sub>
+            <m:r>
+              <w:rPr>
+                <w:rFonts w:ascii="Cambria Math" w:eastAsiaTheme="minorEastAsia" w:hAnsi="Cambria Math"/>
+              </w:rPr>
+              <m:t>H</m:t>
+            </m:r>
+          </m:sub>
+        </m:sSub>
+      </m:oMath>
+      <w:r>
+        <w:rPr>
+          <w:rFonts w:eastAsiaTheme="minorEastAsia"/>
+        </w:rPr>
+        <w:t xml:space="preserve"> es </w:t>
+      </w:r>
+      <m:oMath>
+        <m:r>
+          <w:rPr>
+            <w:rFonts w:ascii="Cambria Math" w:eastAsiaTheme="minorEastAsia" w:hAnsi="Cambria Math"/>
+          </w:rPr>
+          <m:t>0</m:t>
+        </m:r>
+      </m:oMath>
+      <w:r>
+        <w:rPr>
+          <w:rFonts w:eastAsiaTheme="minorEastAsia"/>
+        </w:rPr>
+        <w:t xml:space="preserve">, pues para todo </w:t>
+      </w:r>
+      <m:oMath>
+        <m:r>
+          <w:rPr>
+            <w:rFonts w:ascii="Cambria Math" w:eastAsiaTheme="minorEastAsia" w:hAnsi="Cambria Math"/>
+          </w:rPr>
+          <m:t>i</m:t>
+        </m:r>
+      </m:oMath>
+      <w:r>
+        <w:rPr>
+          <w:rFonts w:eastAsiaTheme="minorEastAsia"/>
+        </w:rPr>
+        <w:t xml:space="preserve"> se da que </w:t>
+      </w:r>
+      <m:oMath>
+        <m:func>
+          <m:funcPr>
+            <m:ctrlPr>
+              <w:rPr>
+                <w:rFonts w:ascii="Cambria Math" w:eastAsiaTheme="minorEastAsia" w:hAnsi="Cambria Math"/>
+                <w:i/>
+              </w:rPr>
+            </m:ctrlPr>
+          </m:funcPr>
+          <m:fName>
+            <m:r>
+              <w:rPr>
+                <w:rFonts w:ascii="Cambria Math" w:eastAsiaTheme="minorEastAsia" w:hAnsi="Cambria Math"/>
+              </w:rPr>
+              <m:t>ln</m:t>
+            </m:r>
+          </m:fName>
+          <m:e>
+            <m:acc>
+              <m:accPr>
+                <m:ctrlPr>
+                  <w:rPr>
+                    <w:rFonts w:ascii="Cambria Math" w:eastAsiaTheme="minorEastAsia" w:hAnsi="Cambria Math"/>
+                  </w:rPr>
+                </m:ctrlPr>
+              </m:accPr>
+              <m:e>
+                <m:r>
+                  <w:rPr>
+                    <w:rFonts w:ascii="Cambria Math" w:eastAsiaTheme="minorEastAsia" w:hAnsi="Cambria Math"/>
+                  </w:rPr>
+                  <m:t>O</m:t>
+                </m:r>
+                <m:sSub>
+                  <m:sSubPr>
+                    <m:ctrlPr>
+                      <w:rPr>
+                        <w:rFonts w:ascii="Cambria Math" w:eastAsiaTheme="minorEastAsia" w:hAnsi="Cambria Math"/>
+                        <w:i/>
+                      </w:rPr>
+                    </m:ctrlPr>
+                  </m:sSubPr>
+                  <m:e>
+                    <m:r>
+                      <w:rPr>
+                        <w:rFonts w:ascii="Cambria Math" w:eastAsiaTheme="minorEastAsia" w:hAnsi="Cambria Math"/>
+                      </w:rPr>
+                      <m:t>R</m:t>
+                    </m:r>
+                  </m:e>
+                  <m:sub>
+                    <m:r>
+                      <w:rPr>
+                        <w:rFonts w:ascii="Cambria Math" w:eastAsiaTheme="minorEastAsia" w:hAnsi="Cambria Math"/>
+                      </w:rPr>
+                      <m:t>i</m:t>
+                    </m:r>
+                  </m:sub>
+                </m:sSub>
+              </m:e>
+            </m:acc>
+          </m:e>
+        </m:func>
+        <m:r>
+          <w:rPr>
+            <w:rFonts w:ascii="Cambria Math" w:eastAsiaTheme="minorEastAsia" w:hAnsi="Cambria Math"/>
+          </w:rPr>
+          <m:t>=</m:t>
+        </m:r>
+        <m:func>
+          <m:funcPr>
+            <m:ctrlPr>
+              <w:rPr>
+                <w:rFonts w:ascii="Cambria Math" w:eastAsiaTheme="minorEastAsia" w:hAnsi="Cambria Math"/>
+                <w:i/>
+              </w:rPr>
+            </m:ctrlPr>
+          </m:funcPr>
+          <m:fName>
+            <m:r>
+              <m:rPr>
+                <m:sty m:val="p"/>
+              </m:rPr>
+              <w:rPr>
+                <w:rFonts w:ascii="Cambria Math" w:eastAsiaTheme="minorEastAsia" w:hAnsi="Cambria Math"/>
+              </w:rPr>
+              <m:t>ln</m:t>
+            </m:r>
+          </m:fName>
+          <m:e>
+            <m:sSub>
+              <m:sSubPr>
+                <m:ctrlPr>
+                  <w:rPr>
+                    <w:rFonts w:ascii="Cambria Math" w:eastAsiaTheme="minorEastAsia" w:hAnsi="Cambria Math"/>
+                    <w:i/>
+                  </w:rPr>
+                </m:ctrlPr>
+              </m:sSubPr>
+              <m:e>
+                <m:acc>
+                  <m:accPr>
+                    <m:ctrlPr>
+                      <w:rPr>
+                        <w:rFonts w:ascii="Cambria Math" w:eastAsiaTheme="minorEastAsia" w:hAnsi="Cambria Math"/>
+                      </w:rPr>
+                    </m:ctrlPr>
+                  </m:accPr>
+                  <m:e>
+                    <m:r>
+                      <w:rPr>
+                        <w:rFonts w:ascii="Cambria Math" w:eastAsiaTheme="minorEastAsia" w:hAnsi="Cambria Math"/>
+                      </w:rPr>
+                      <m:t>OR</m:t>
+                    </m:r>
+                  </m:e>
+                </m:acc>
+              </m:e>
+              <m:sub>
+                <m:r>
+                  <w:rPr>
+                    <w:rFonts w:ascii="Cambria Math" w:eastAsiaTheme="minorEastAsia" w:hAnsi="Cambria Math"/>
+                  </w:rPr>
+                  <m:t>logit</m:t>
+                </m:r>
+              </m:sub>
+            </m:sSub>
+          </m:e>
+        </m:func>
+      </m:oMath>
+      <w:r>
+        <w:rPr>
+          <w:rFonts w:eastAsiaTheme="minorEastAsia"/>
+        </w:rPr>
+        <w:t xml:space="preserve">. Al seguir </w:t>
+      </w:r>
+      <m:oMath>
+        <m:sSub>
+          <m:sSubPr>
+            <m:ctrlPr>
+              <w:rPr>
+                <w:rFonts w:ascii="Cambria Math" w:eastAsiaTheme="minorEastAsia" w:hAnsi="Cambria Math"/>
+                <w:i/>
+              </w:rPr>
+            </m:ctrlPr>
+          </m:sSubPr>
+          <m:e>
+            <m:r>
+              <w:rPr>
+                <w:rFonts w:ascii="Cambria Math" w:eastAsiaTheme="minorEastAsia" w:hAnsi="Cambria Math"/>
+              </w:rPr>
+              <m:t>Q</m:t>
+            </m:r>
+          </m:e>
+          <m:sub>
+            <m:r>
+              <w:rPr>
+                <w:rFonts w:ascii="Cambria Math" w:eastAsiaTheme="minorEastAsia" w:hAnsi="Cambria Math"/>
+              </w:rPr>
+              <m:t>H</m:t>
+            </m:r>
+          </m:sub>
+        </m:sSub>
+      </m:oMath>
+      <w:r>
+        <w:rPr>
+          <w:rFonts w:eastAsiaTheme="minorEastAsia"/>
+        </w:rPr>
+        <w:t xml:space="preserve"> una distribución chi-cuadrada con 1 grado de libertad, tenemos que el p-valor está dado por </w:t>
+      </w:r>
+      <m:oMath>
+        <m:r>
+          <w:rPr>
+            <w:rFonts w:ascii="Cambria Math" w:eastAsiaTheme="minorEastAsia" w:hAnsi="Cambria Math"/>
+          </w:rPr>
+          <m:t>P</m:t>
+        </m:r>
+        <m:d>
+          <m:dPr>
+            <m:ctrlPr>
+              <w:rPr>
+                <w:rFonts w:ascii="Cambria Math" w:eastAsiaTheme="minorEastAsia" w:hAnsi="Cambria Math"/>
+                <w:i/>
+              </w:rPr>
+            </m:ctrlPr>
+          </m:dPr>
+          <m:e>
+            <m:r>
+              <w:rPr>
+                <w:rFonts w:ascii="Cambria Math" w:eastAsiaTheme="minorEastAsia" w:hAnsi="Cambria Math"/>
+              </w:rPr>
+              <m:t>Z</m:t>
+            </m:r>
+            <m:r>
+              <m:rPr>
+                <m:sty m:val="p"/>
+              </m:rPr>
+              <w:rPr>
+                <w:rFonts w:ascii="Cambria Math" w:eastAsiaTheme="minorEastAsia" w:hAnsi="Cambria Math"/>
+              </w:rPr>
+              <m:t>≥</m:t>
+            </m:r>
+            <m:sSub>
+              <m:sSubPr>
+                <m:ctrlPr>
+                  <w:rPr>
+                    <w:rFonts w:ascii="Cambria Math" w:eastAsiaTheme="minorEastAsia" w:hAnsi="Cambria Math"/>
+                    <w:i/>
+                  </w:rPr>
+                </m:ctrlPr>
+              </m:sSubPr>
+              <m:e>
+                <m:r>
+                  <w:rPr>
+                    <w:rFonts w:ascii="Cambria Math" w:eastAsiaTheme="minorEastAsia" w:hAnsi="Cambria Math"/>
+                  </w:rPr>
+                  <m:t>Q</m:t>
+                </m:r>
+                <m:ctrlPr>
+                  <w:rPr>
+                    <w:rFonts w:ascii="Cambria Math" w:eastAsiaTheme="minorEastAsia" w:hAnsi="Cambria Math"/>
+                  </w:rPr>
+                </m:ctrlPr>
+              </m:e>
+              <m:sub>
+                <m:r>
+                  <w:rPr>
+                    <w:rFonts w:ascii="Cambria Math" w:eastAsiaTheme="minorEastAsia" w:hAnsi="Cambria Math"/>
+                  </w:rPr>
+                  <m:t>H</m:t>
+                </m:r>
+              </m:sub>
+            </m:sSub>
+          </m:e>
+        </m:d>
+        <m:r>
+          <w:rPr>
+            <w:rFonts w:ascii="Cambria Math" w:eastAsiaTheme="minorEastAsia" w:hAnsi="Cambria Math"/>
+          </w:rPr>
+          <m:t>=P</m:t>
+        </m:r>
+        <m:d>
+          <m:dPr>
+            <m:ctrlPr>
+              <w:rPr>
+                <w:rFonts w:ascii="Cambria Math" w:eastAsiaTheme="minorEastAsia" w:hAnsi="Cambria Math"/>
+                <w:i/>
+              </w:rPr>
+            </m:ctrlPr>
+          </m:dPr>
+          <m:e>
+            <m:r>
+              <w:rPr>
+                <w:rFonts w:ascii="Cambria Math" w:eastAsiaTheme="minorEastAsia" w:hAnsi="Cambria Math"/>
+              </w:rPr>
+              <m:t>Z</m:t>
+            </m:r>
+            <m:r>
+              <m:rPr>
+                <m:sty m:val="p"/>
+              </m:rPr>
+              <w:rPr>
+                <w:rFonts w:ascii="Cambria Math" w:eastAsiaTheme="minorEastAsia" w:hAnsi="Cambria Math"/>
+              </w:rPr>
+              <m:t>≥</m:t>
+            </m:r>
+            <m:r>
+              <w:rPr>
+                <w:rFonts w:ascii="Cambria Math" w:eastAsiaTheme="minorEastAsia" w:hAnsi="Cambria Math"/>
+              </w:rPr>
+              <m:t>0</m:t>
+            </m:r>
+          </m:e>
+        </m:d>
+        <m:r>
+          <w:rPr>
+            <w:rFonts w:ascii="Cambria Math" w:eastAsiaTheme="minorEastAsia" w:hAnsi="Cambria Math"/>
+          </w:rPr>
+          <m:t>=1</m:t>
+        </m:r>
+      </m:oMath>
+      <w:r>
+        <w:rPr>
+          <w:rFonts w:eastAsiaTheme="minorEastAsia"/>
+        </w:rPr>
+        <w:t xml:space="preserve">, por lo que la afirmación es </w:t>
       </w:r>
       <w:r>
         <w:rPr>
@@ -3219,7 +4050,7 @@
           <w:b/>
           <w:bCs/>
         </w:rPr>
-        <w:t>falsa</w:t>
+        <w:t>verdadera</w:t>
       </w:r>
       <w:r>
         <w:rPr>
@@ -3233,76 +4064,3773 @@
         <w:pStyle w:val="Ttulo2"/>
       </w:pPr>
       <w:r>
-        <w:t>Pregunta 4</w:t>
+        <w:t>Pregunta 5</w:t>
       </w:r>
     </w:p>
-    <w:p/>
     <w:p>
+      <w:r>
+        <w:t>En el artículo se indica la siguiente tabla de contingencia para el artículo de Dore et al.:</w:t>
+      </w:r>
+    </w:p>
+    <w:tbl>
+      <w:tblPr>
+        <w:tblStyle w:val="Tablaconcuadrcula"/>
+        <w:tblW w:w="0" w:type="auto"/>
+        <w:jc w:val="center"/>
+        <w:tblLook w:val="04A0" w:firstRow="1" w:lastRow="0" w:firstColumn="1" w:lastColumn="0" w:noHBand="0" w:noVBand="1"/>
+      </w:tblPr>
+      <w:tblGrid>
+        <w:gridCol w:w="2508"/>
+        <w:gridCol w:w="1299"/>
+        <w:gridCol w:w="1579"/>
+      </w:tblGrid>
+      <w:tr>
+        <w:trPr>
+          <w:jc w:val="center"/>
+        </w:trPr>
+        <w:tc>
+          <w:tcPr>
+            <w:tcW w:w="0" w:type="auto"/>
+            <w:tcBorders>
+              <w:top w:val="nil"/>
+              <w:left w:val="nil"/>
+            </w:tcBorders>
+          </w:tcPr>
+          <w:p/>
+        </w:tc>
+        <w:tc>
+          <w:tcPr>
+            <w:tcW w:w="0" w:type="auto"/>
+          </w:tcPr>
+          <w:p>
+            <w:r>
+              <w:t>HCC (X=1)</w:t>
+            </w:r>
+          </w:p>
+        </w:tc>
+        <w:tc>
+          <w:tcPr>
+            <w:tcW w:w="0" w:type="auto"/>
+          </w:tcPr>
+          <w:p>
+            <w:r>
+              <w:t>Control (X=0)</w:t>
+            </w:r>
+          </w:p>
+        </w:tc>
+      </w:tr>
+      <w:tr>
+        <w:trPr>
+          <w:jc w:val="center"/>
+        </w:trPr>
+        <w:tc>
+          <w:tcPr>
+            <w:tcW w:w="0" w:type="auto"/>
+          </w:tcPr>
+          <w:p>
+            <w:r>
+              <w:t>H pylori positivo (Y=1)</w:t>
+            </w:r>
+          </w:p>
+        </w:tc>
+        <w:tc>
+          <w:tcPr>
+            <w:tcW w:w="0" w:type="auto"/>
+          </w:tcPr>
+          <w:p>
+            <w:r>
+              <w:t>6</w:t>
+            </w:r>
+          </w:p>
+        </w:tc>
+        <w:tc>
+          <w:tcPr>
+            <w:tcW w:w="0" w:type="auto"/>
+          </w:tcPr>
+          <w:p>
+            <w:r>
+              <w:t>5</w:t>
+            </w:r>
+          </w:p>
+        </w:tc>
+      </w:tr>
+      <w:tr>
+        <w:trPr>
+          <w:jc w:val="center"/>
+        </w:trPr>
+        <w:tc>
+          <w:tcPr>
+            <w:tcW w:w="0" w:type="auto"/>
+          </w:tcPr>
+          <w:p>
+            <w:r>
+              <w:t>H pylori negativo (Y=0)</w:t>
+            </w:r>
+          </w:p>
+        </w:tc>
+        <w:tc>
+          <w:tcPr>
+            <w:tcW w:w="0" w:type="auto"/>
+          </w:tcPr>
+          <w:p>
+            <w:r>
+              <w:t>5</w:t>
+            </w:r>
+          </w:p>
+        </w:tc>
+        <w:tc>
+          <w:tcPr>
+            <w:tcW w:w="0" w:type="auto"/>
+          </w:tcPr>
+          <w:p>
+            <w:r>
+              <w:t>25</w:t>
+            </w:r>
+          </w:p>
+        </w:tc>
+      </w:tr>
+    </w:tbl>
+    <w:p>
+      <w:pPr>
+        <w:spacing w:before="240"/>
+        <w:rPr>
+          <w:rFonts w:eastAsiaTheme="minorEastAsia"/>
+        </w:rPr>
+      </w:pPr>
+      <w:r>
+        <w:t xml:space="preserve">El odds ratio, </w:t>
+      </w:r>
+      <m:oMath>
+        <m:r>
+          <w:rPr>
+            <w:rFonts w:ascii="Cambria Math" w:hAnsi="Cambria Math"/>
+          </w:rPr>
+          <m:t>OR</m:t>
+        </m:r>
+      </m:oMath>
+      <w:r>
+        <w:rPr>
+          <w:rFonts w:eastAsiaTheme="minorEastAsia"/>
+        </w:rPr>
+        <w:t>,</w:t>
+      </w:r>
+      <w:r>
+        <w:t xml:space="preserve"> será, según la primera fórmula usada en el ejercicio 1:</w:t>
+      </w:r>
+    </w:p>
+    <w:p>
+      <w:pPr>
+        <w:rPr>
+          <w:rFonts w:eastAsiaTheme="minorEastAsia"/>
+        </w:rPr>
+      </w:pPr>
+      <m:oMathPara>
+        <m:oMath>
+          <m:r>
+            <w:rPr>
+              <w:rFonts w:ascii="Cambria Math" w:hAnsi="Cambria Math"/>
+            </w:rPr>
+            <m:t>OR=</m:t>
+          </m:r>
+          <m:f>
+            <m:fPr>
+              <m:ctrlPr>
+                <w:rPr>
+                  <w:rFonts w:ascii="Cambria Math" w:hAnsi="Cambria Math"/>
+                </w:rPr>
+              </m:ctrlPr>
+            </m:fPr>
+            <m:num>
+              <m:r>
+                <w:rPr>
+                  <w:rFonts w:ascii="Cambria Math" w:hAnsi="Cambria Math"/>
+                </w:rPr>
+                <m:t>6</m:t>
+              </m:r>
+              <m:r>
+                <m:rPr>
+                  <m:sty m:val="p"/>
+                </m:rPr>
+                <w:rPr>
+                  <w:rFonts w:ascii="Cambria Math" w:hAnsi="Cambria Math"/>
+                </w:rPr>
+                <m:t>⋅</m:t>
+              </m:r>
+              <m:r>
+                <w:rPr>
+                  <w:rFonts w:ascii="Cambria Math" w:hAnsi="Cambria Math"/>
+                </w:rPr>
+                <m:t>25</m:t>
+              </m:r>
+              <m:ctrlPr>
+                <w:rPr>
+                  <w:rFonts w:ascii="Cambria Math" w:hAnsi="Cambria Math"/>
+                  <w:i/>
+                </w:rPr>
+              </m:ctrlPr>
+            </m:num>
+            <m:den>
+              <m:r>
+                <w:rPr>
+                  <w:rFonts w:ascii="Cambria Math" w:hAnsi="Cambria Math"/>
+                </w:rPr>
+                <m:t>5</m:t>
+              </m:r>
+              <m:r>
+                <m:rPr>
+                  <m:sty m:val="p"/>
+                </m:rPr>
+                <w:rPr>
+                  <w:rFonts w:ascii="Cambria Math" w:hAnsi="Cambria Math"/>
+                </w:rPr>
+                <m:t>⋅</m:t>
+              </m:r>
+              <m:r>
+                <w:rPr>
+                  <w:rFonts w:ascii="Cambria Math" w:hAnsi="Cambria Math"/>
+                </w:rPr>
+                <m:t>5</m:t>
+              </m:r>
+              <m:ctrlPr>
+                <w:rPr>
+                  <w:rFonts w:ascii="Cambria Math" w:hAnsi="Cambria Math"/>
+                  <w:i/>
+                </w:rPr>
+              </m:ctrlPr>
+            </m:den>
+          </m:f>
+          <m:r>
+            <w:rPr>
+              <w:rFonts w:ascii="Cambria Math" w:hAnsi="Cambria Math"/>
+            </w:rPr>
+            <m:t>=</m:t>
+          </m:r>
+          <m:r>
+            <w:rPr>
+              <w:rFonts w:ascii="Cambria Math" w:hAnsi="Cambria Math"/>
+            </w:rPr>
+            <m:t>6</m:t>
+          </m:r>
+        </m:oMath>
+      </m:oMathPara>
+    </w:p>
+    <w:p>
+      <w:pPr>
+        <w:rPr>
+          <w:rFonts w:eastAsiaTheme="minorEastAsia"/>
+        </w:rPr>
+      </w:pPr>
+      <w:r>
+        <w:rPr>
+          <w:rFonts w:eastAsiaTheme="minorEastAsia"/>
+        </w:rPr>
+        <w:t xml:space="preserve">El cálculo del </w:t>
+      </w:r>
+      <m:oMath>
+        <m:r>
+          <w:rPr>
+            <w:rFonts w:ascii="Cambria Math" w:eastAsiaTheme="minorEastAsia" w:hAnsi="Cambria Math"/>
+          </w:rPr>
+          <m:t>IC</m:t>
+        </m:r>
+        <m:d>
+          <m:dPr>
+            <m:ctrlPr>
+              <w:rPr>
+                <w:rFonts w:ascii="Cambria Math" w:eastAsiaTheme="minorEastAsia" w:hAnsi="Cambria Math"/>
+                <w:i/>
+              </w:rPr>
+            </m:ctrlPr>
+          </m:dPr>
+          <m:e>
+            <m:r>
+              <w:rPr>
+                <w:rFonts w:ascii="Cambria Math" w:eastAsiaTheme="minorEastAsia" w:hAnsi="Cambria Math"/>
+              </w:rPr>
+              <m:t>0.95</m:t>
+            </m:r>
+          </m:e>
+        </m:d>
+        <m:r>
+          <w:rPr>
+            <w:rFonts w:ascii="Cambria Math" w:eastAsiaTheme="minorEastAsia" w:hAnsi="Cambria Math"/>
+          </w:rPr>
+          <m:t>%</m:t>
+        </m:r>
+        <m:d>
+          <m:dPr>
+            <m:ctrlPr>
+              <w:rPr>
+                <w:rFonts w:ascii="Cambria Math" w:eastAsiaTheme="minorEastAsia" w:hAnsi="Cambria Math"/>
+                <w:i/>
+              </w:rPr>
+            </m:ctrlPr>
+          </m:dPr>
+          <m:e>
+            <m:r>
+              <w:rPr>
+                <w:rFonts w:ascii="Cambria Math" w:eastAsiaTheme="minorEastAsia" w:hAnsi="Cambria Math"/>
+              </w:rPr>
+              <m:t>OR</m:t>
+            </m:r>
+          </m:e>
+        </m:d>
+      </m:oMath>
+      <w:r>
+        <w:rPr>
+          <w:rFonts w:eastAsiaTheme="minorEastAsia"/>
+        </w:rPr>
+        <w:t xml:space="preserve"> viene dada por:</w:t>
+      </w:r>
+    </w:p>
+    <w:p>
+      <w:pPr>
+        <w:rPr>
+          <w:rFonts w:eastAsiaTheme="minorEastAsia"/>
+        </w:rPr>
+      </w:pPr>
+      <m:oMathPara>
+        <m:oMath>
+          <m:r>
+            <w:rPr>
+              <w:rFonts w:ascii="Cambria Math" w:eastAsiaTheme="minorEastAsia" w:hAnsi="Cambria Math"/>
+            </w:rPr>
+            <w:lastRenderedPageBreak/>
+            <m:t>IC</m:t>
+          </m:r>
+          <m:d>
+            <m:dPr>
+              <m:ctrlPr>
+                <w:rPr>
+                  <w:rFonts w:ascii="Cambria Math" w:eastAsiaTheme="minorEastAsia" w:hAnsi="Cambria Math"/>
+                  <w:i/>
+                </w:rPr>
+              </m:ctrlPr>
+            </m:dPr>
+            <m:e>
+              <m:r>
+                <w:rPr>
+                  <w:rFonts w:ascii="Cambria Math" w:eastAsiaTheme="minorEastAsia" w:hAnsi="Cambria Math"/>
+                </w:rPr>
+                <m:t>1-</m:t>
+              </m:r>
+              <m:r>
+                <w:rPr>
+                  <w:rFonts w:ascii="Cambria Math" w:eastAsiaTheme="minorEastAsia" w:hAnsi="Cambria Math"/>
+                </w:rPr>
+                <m:t>0.</m:t>
+              </m:r>
+              <m:r>
+                <w:rPr>
+                  <w:rFonts w:ascii="Cambria Math" w:eastAsiaTheme="minorEastAsia" w:hAnsi="Cambria Math"/>
+                </w:rPr>
+                <m:t>0</m:t>
+              </m:r>
+              <m:r>
+                <w:rPr>
+                  <w:rFonts w:ascii="Cambria Math" w:eastAsiaTheme="minorEastAsia" w:hAnsi="Cambria Math"/>
+                </w:rPr>
+                <m:t>5</m:t>
+              </m:r>
+            </m:e>
+          </m:d>
+          <m:r>
+            <w:rPr>
+              <w:rFonts w:ascii="Cambria Math" w:eastAsiaTheme="minorEastAsia" w:hAnsi="Cambria Math"/>
+            </w:rPr>
+            <m:t>%</m:t>
+          </m:r>
+          <m:d>
+            <m:dPr>
+              <m:ctrlPr>
+                <w:rPr>
+                  <w:rFonts w:ascii="Cambria Math" w:eastAsiaTheme="minorEastAsia" w:hAnsi="Cambria Math"/>
+                  <w:i/>
+                </w:rPr>
+              </m:ctrlPr>
+            </m:dPr>
+            <m:e>
+              <m:r>
+                <w:rPr>
+                  <w:rFonts w:ascii="Cambria Math" w:eastAsiaTheme="minorEastAsia" w:hAnsi="Cambria Math"/>
+                </w:rPr>
+                <m:t>OR</m:t>
+              </m:r>
+            </m:e>
+          </m:d>
+          <m:r>
+            <w:rPr>
+              <w:rFonts w:ascii="Cambria Math" w:eastAsiaTheme="minorEastAsia" w:hAnsi="Cambria Math"/>
+            </w:rPr>
+            <m:t>=</m:t>
+          </m:r>
+          <m:sSup>
+            <m:sSupPr>
+              <m:ctrlPr>
+                <w:rPr>
+                  <w:rFonts w:ascii="Cambria Math" w:eastAsiaTheme="minorEastAsia" w:hAnsi="Cambria Math"/>
+                  <w:i/>
+                </w:rPr>
+              </m:ctrlPr>
+            </m:sSupPr>
+            <m:e>
+              <m:r>
+                <w:rPr>
+                  <w:rFonts w:ascii="Cambria Math" w:eastAsiaTheme="minorEastAsia" w:hAnsi="Cambria Math"/>
+                </w:rPr>
+                <m:t>e</m:t>
+              </m:r>
+            </m:e>
+            <m:sup>
+              <m:d>
+                <m:dPr>
+                  <m:ctrlPr>
+                    <w:rPr>
+                      <w:rFonts w:ascii="Cambria Math" w:eastAsiaTheme="minorEastAsia" w:hAnsi="Cambria Math"/>
+                      <w:i/>
+                    </w:rPr>
+                  </m:ctrlPr>
+                </m:dPr>
+                <m:e>
+                  <m:func>
+                    <m:funcPr>
+                      <m:ctrlPr>
+                        <w:rPr>
+                          <w:rFonts w:ascii="Cambria Math" w:eastAsiaTheme="minorEastAsia" w:hAnsi="Cambria Math"/>
+                          <w:i/>
+                        </w:rPr>
+                      </m:ctrlPr>
+                    </m:funcPr>
+                    <m:fName>
+                      <m:r>
+                        <w:rPr>
+                          <w:rFonts w:ascii="Cambria Math" w:eastAsiaTheme="minorEastAsia" w:hAnsi="Cambria Math"/>
+                        </w:rPr>
+                        <m:t>ln</m:t>
+                      </m:r>
+                    </m:fName>
+                    <m:e>
+                      <m:f>
+                        <m:fPr>
+                          <m:ctrlPr>
+                            <w:rPr>
+                              <w:rFonts w:ascii="Cambria Math" w:eastAsiaTheme="minorEastAsia" w:hAnsi="Cambria Math"/>
+                            </w:rPr>
+                          </m:ctrlPr>
+                        </m:fPr>
+                        <m:num>
+                          <m:r>
+                            <w:rPr>
+                              <w:rFonts w:ascii="Cambria Math" w:eastAsiaTheme="minorEastAsia" w:hAnsi="Cambria Math"/>
+                            </w:rPr>
+                            <m:t>a</m:t>
+                          </m:r>
+                          <m:r>
+                            <m:rPr>
+                              <m:sty m:val="p"/>
+                            </m:rPr>
+                            <w:rPr>
+                              <w:rFonts w:ascii="Cambria Math" w:eastAsiaTheme="minorEastAsia" w:hAnsi="Cambria Math"/>
+                            </w:rPr>
+                            <m:t>⋅</m:t>
+                          </m:r>
+                          <m:r>
+                            <w:rPr>
+                              <w:rFonts w:ascii="Cambria Math" w:eastAsiaTheme="minorEastAsia" w:hAnsi="Cambria Math"/>
+                            </w:rPr>
+                            <m:t>d</m:t>
+                          </m:r>
+                          <m:ctrlPr>
+                            <w:rPr>
+                              <w:rFonts w:ascii="Cambria Math" w:eastAsiaTheme="minorEastAsia" w:hAnsi="Cambria Math"/>
+                              <w:i/>
+                            </w:rPr>
+                          </m:ctrlPr>
+                        </m:num>
+                        <m:den>
+                          <m:r>
+                            <w:rPr>
+                              <w:rFonts w:ascii="Cambria Math" w:eastAsiaTheme="minorEastAsia" w:hAnsi="Cambria Math"/>
+                            </w:rPr>
+                            <m:t>b</m:t>
+                          </m:r>
+                          <m:r>
+                            <m:rPr>
+                              <m:sty m:val="p"/>
+                            </m:rPr>
+                            <w:rPr>
+                              <w:rFonts w:ascii="Cambria Math" w:eastAsiaTheme="minorEastAsia" w:hAnsi="Cambria Math"/>
+                            </w:rPr>
+                            <m:t>⋅</m:t>
+                          </m:r>
+                          <m:r>
+                            <w:rPr>
+                              <w:rFonts w:ascii="Cambria Math" w:eastAsiaTheme="minorEastAsia" w:hAnsi="Cambria Math"/>
+                            </w:rPr>
+                            <m:t>c</m:t>
+                          </m:r>
+                          <m:ctrlPr>
+                            <w:rPr>
+                              <w:rFonts w:ascii="Cambria Math" w:eastAsiaTheme="minorEastAsia" w:hAnsi="Cambria Math"/>
+                              <w:i/>
+                            </w:rPr>
+                          </m:ctrlPr>
+                        </m:den>
+                      </m:f>
+                    </m:e>
+                  </m:func>
+                  <m:r>
+                    <m:rPr>
+                      <m:sty m:val="p"/>
+                    </m:rPr>
+                    <w:rPr>
+                      <w:rFonts w:ascii="Cambria Math" w:eastAsiaTheme="minorEastAsia" w:hAnsi="Cambria Math"/>
+                    </w:rPr>
+                    <m:t xml:space="preserve"> </m:t>
+                  </m:r>
+                  <m:r>
+                    <m:rPr>
+                      <m:sty m:val="p"/>
+                    </m:rPr>
+                    <w:rPr>
+                      <w:rFonts w:ascii="Cambria Math" w:eastAsiaTheme="minorEastAsia" w:hAnsi="Cambria Math"/>
+                    </w:rPr>
+                    <m:t>∓</m:t>
+                  </m:r>
+                  <m:r>
+                    <m:rPr>
+                      <m:sty m:val="p"/>
+                    </m:rPr>
+                    <w:rPr>
+                      <w:rFonts w:ascii="Cambria Math" w:eastAsiaTheme="minorEastAsia" w:hAnsi="Cambria Math"/>
+                    </w:rPr>
+                    <m:t xml:space="preserve"> </m:t>
+                  </m:r>
+                  <m:sSub>
+                    <m:sSubPr>
+                      <m:ctrlPr>
+                        <w:rPr>
+                          <w:rFonts w:ascii="Cambria Math" w:eastAsiaTheme="minorEastAsia" w:hAnsi="Cambria Math"/>
+                          <w:i/>
+                        </w:rPr>
+                      </m:ctrlPr>
+                    </m:sSubPr>
+                    <m:e>
+                      <m:r>
+                        <w:rPr>
+                          <w:rFonts w:ascii="Cambria Math" w:eastAsiaTheme="minorEastAsia" w:hAnsi="Cambria Math"/>
+                        </w:rPr>
+                        <m:t>z</m:t>
+                      </m:r>
+                      <m:ctrlPr>
+                        <w:rPr>
+                          <w:rFonts w:ascii="Cambria Math" w:eastAsiaTheme="minorEastAsia" w:hAnsi="Cambria Math"/>
+                        </w:rPr>
+                      </m:ctrlPr>
+                    </m:e>
+                    <m:sub>
+                      <m:r>
+                        <w:rPr>
+                          <w:rFonts w:ascii="Cambria Math" w:eastAsiaTheme="minorEastAsia" w:hAnsi="Cambria Math"/>
+                        </w:rPr>
+                        <m:t>1-0.025</m:t>
+                      </m:r>
+                    </m:sub>
+                  </m:sSub>
+                  <m:r>
+                    <m:rPr>
+                      <m:sty m:val="p"/>
+                    </m:rPr>
+                    <w:rPr>
+                      <w:rFonts w:ascii="Cambria Math" w:eastAsiaTheme="minorEastAsia" w:hAnsi="Cambria Math"/>
+                    </w:rPr>
+                    <m:t>⋅</m:t>
+                  </m:r>
+                  <m:r>
+                    <w:rPr>
+                      <w:rFonts w:ascii="Cambria Math" w:eastAsiaTheme="minorEastAsia" w:hAnsi="Cambria Math"/>
+                    </w:rPr>
+                    <m:t>EE</m:t>
+                  </m:r>
+                  <m:d>
+                    <m:dPr>
+                      <m:begChr m:val="["/>
+                      <m:endChr m:val="]"/>
+                      <m:ctrlPr>
+                        <w:rPr>
+                          <w:rFonts w:ascii="Cambria Math" w:eastAsiaTheme="minorEastAsia" w:hAnsi="Cambria Math"/>
+                          <w:i/>
+                        </w:rPr>
+                      </m:ctrlPr>
+                    </m:dPr>
+                    <m:e>
+                      <m:func>
+                        <m:funcPr>
+                          <m:ctrlPr>
+                            <w:rPr>
+                              <w:rFonts w:ascii="Cambria Math" w:eastAsiaTheme="minorEastAsia" w:hAnsi="Cambria Math"/>
+                              <w:i/>
+                            </w:rPr>
+                          </m:ctrlPr>
+                        </m:funcPr>
+                        <m:fName>
+                          <m:r>
+                            <w:rPr>
+                              <w:rFonts w:ascii="Cambria Math" w:eastAsiaTheme="minorEastAsia" w:hAnsi="Cambria Math"/>
+                            </w:rPr>
+                            <m:t>ln</m:t>
+                          </m:r>
+                        </m:fName>
+                        <m:e>
+                          <m:r>
+                            <w:rPr>
+                              <w:rFonts w:ascii="Cambria Math" w:eastAsiaTheme="minorEastAsia" w:hAnsi="Cambria Math"/>
+                            </w:rPr>
+                            <m:t>OR</m:t>
+                          </m:r>
+                        </m:e>
+                      </m:func>
+                    </m:e>
+                  </m:d>
+                </m:e>
+              </m:d>
+            </m:sup>
+          </m:sSup>
+          <m:r>
+            <w:rPr>
+              <w:rFonts w:ascii="Cambria Math" w:eastAsiaTheme="minorEastAsia" w:hAnsi="Cambria Math"/>
+            </w:rPr>
+            <m:t>=</m:t>
+          </m:r>
+          <m:sSup>
+            <m:sSupPr>
+              <m:ctrlPr>
+                <w:rPr>
+                  <w:rFonts w:ascii="Cambria Math" w:eastAsiaTheme="minorEastAsia" w:hAnsi="Cambria Math"/>
+                  <w:i/>
+                </w:rPr>
+              </m:ctrlPr>
+            </m:sSupPr>
+            <m:e>
+              <m:r>
+                <w:rPr>
+                  <w:rFonts w:ascii="Cambria Math" w:eastAsiaTheme="minorEastAsia" w:hAnsi="Cambria Math"/>
+                </w:rPr>
+                <m:t>e</m:t>
+              </m:r>
+            </m:e>
+            <m:sup>
+              <m:d>
+                <m:dPr>
+                  <m:ctrlPr>
+                    <w:rPr>
+                      <w:rFonts w:ascii="Cambria Math" w:eastAsiaTheme="minorEastAsia" w:hAnsi="Cambria Math"/>
+                      <w:i/>
+                    </w:rPr>
+                  </m:ctrlPr>
+                </m:dPr>
+                <m:e>
+                  <m:func>
+                    <m:funcPr>
+                      <m:ctrlPr>
+                        <w:rPr>
+                          <w:rFonts w:ascii="Cambria Math" w:eastAsiaTheme="minorEastAsia" w:hAnsi="Cambria Math"/>
+                          <w:i/>
+                        </w:rPr>
+                      </m:ctrlPr>
+                    </m:funcPr>
+                    <m:fName>
+                      <m:r>
+                        <w:rPr>
+                          <w:rFonts w:ascii="Cambria Math" w:eastAsiaTheme="minorEastAsia" w:hAnsi="Cambria Math"/>
+                        </w:rPr>
+                        <m:t>ln</m:t>
+                      </m:r>
+                    </m:fName>
+                    <m:e>
+                      <m:d>
+                        <m:dPr>
+                          <m:ctrlPr>
+                            <w:rPr>
+                              <w:rFonts w:ascii="Cambria Math" w:eastAsiaTheme="minorEastAsia" w:hAnsi="Cambria Math"/>
+                              <w:i/>
+                            </w:rPr>
+                          </m:ctrlPr>
+                        </m:dPr>
+                        <m:e>
+                          <m:r>
+                            <w:rPr>
+                              <w:rFonts w:ascii="Cambria Math" w:eastAsiaTheme="minorEastAsia" w:hAnsi="Cambria Math"/>
+                            </w:rPr>
+                            <m:t>6</m:t>
+                          </m:r>
+                        </m:e>
+                      </m:d>
+                    </m:e>
+                  </m:func>
+                  <m:r>
+                    <m:rPr>
+                      <m:sty m:val="p"/>
+                    </m:rPr>
+                    <w:rPr>
+                      <w:rFonts w:ascii="Cambria Math" w:eastAsiaTheme="minorEastAsia" w:hAnsi="Cambria Math"/>
+                    </w:rPr>
+                    <m:t>∓</m:t>
+                  </m:r>
+                  <m:r>
+                    <w:rPr>
+                      <w:rFonts w:ascii="Cambria Math" w:eastAsiaTheme="minorEastAsia" w:hAnsi="Cambria Math"/>
+                    </w:rPr>
+                    <m:t>1.96</m:t>
+                  </m:r>
+                  <m:r>
+                    <m:rPr>
+                      <m:sty m:val="p"/>
+                    </m:rPr>
+                    <w:rPr>
+                      <w:rFonts w:ascii="Cambria Math" w:eastAsiaTheme="minorEastAsia" w:hAnsi="Cambria Math"/>
+                    </w:rPr>
+                    <m:t>⋅</m:t>
+                  </m:r>
+                  <m:rad>
+                    <m:radPr>
+                      <m:degHide m:val="1"/>
+                      <m:ctrlPr>
+                        <w:rPr>
+                          <w:rFonts w:ascii="Cambria Math" w:eastAsiaTheme="minorEastAsia" w:hAnsi="Cambria Math"/>
+                        </w:rPr>
+                      </m:ctrlPr>
+                    </m:radPr>
+                    <m:deg>
+                      <m:ctrlPr>
+                        <w:rPr>
+                          <w:rFonts w:ascii="Cambria Math" w:eastAsiaTheme="minorEastAsia" w:hAnsi="Cambria Math"/>
+                          <w:i/>
+                        </w:rPr>
+                      </m:ctrlPr>
+                    </m:deg>
+                    <m:e>
+                      <m:f>
+                        <m:fPr>
+                          <m:ctrlPr>
+                            <w:rPr>
+                              <w:rFonts w:ascii="Cambria Math" w:eastAsiaTheme="minorEastAsia" w:hAnsi="Cambria Math"/>
+                            </w:rPr>
+                          </m:ctrlPr>
+                        </m:fPr>
+                        <m:num>
+                          <m:r>
+                            <w:rPr>
+                              <w:rFonts w:ascii="Cambria Math" w:eastAsiaTheme="minorEastAsia" w:hAnsi="Cambria Math"/>
+                            </w:rPr>
+                            <m:t>1</m:t>
+                          </m:r>
+                          <m:ctrlPr>
+                            <w:rPr>
+                              <w:rFonts w:ascii="Cambria Math" w:eastAsiaTheme="minorEastAsia" w:hAnsi="Cambria Math"/>
+                              <w:i/>
+                            </w:rPr>
+                          </m:ctrlPr>
+                        </m:num>
+                        <m:den>
+                          <m:r>
+                            <w:rPr>
+                              <w:rFonts w:ascii="Cambria Math" w:eastAsiaTheme="minorEastAsia" w:hAnsi="Cambria Math"/>
+                            </w:rPr>
+                            <m:t>5</m:t>
+                          </m:r>
+                          <m:ctrlPr>
+                            <w:rPr>
+                              <w:rFonts w:ascii="Cambria Math" w:eastAsiaTheme="minorEastAsia" w:hAnsi="Cambria Math"/>
+                              <w:i/>
+                            </w:rPr>
+                          </m:ctrlPr>
+                        </m:den>
+                      </m:f>
+                      <m:r>
+                        <w:rPr>
+                          <w:rFonts w:ascii="Cambria Math" w:eastAsiaTheme="minorEastAsia" w:hAnsi="Cambria Math"/>
+                        </w:rPr>
+                        <m:t>+</m:t>
+                      </m:r>
+                      <m:f>
+                        <m:fPr>
+                          <m:ctrlPr>
+                            <w:rPr>
+                              <w:rFonts w:ascii="Cambria Math" w:eastAsiaTheme="minorEastAsia" w:hAnsi="Cambria Math"/>
+                            </w:rPr>
+                          </m:ctrlPr>
+                        </m:fPr>
+                        <m:num>
+                          <m:r>
+                            <w:rPr>
+                              <w:rFonts w:ascii="Cambria Math" w:eastAsiaTheme="minorEastAsia" w:hAnsi="Cambria Math"/>
+                            </w:rPr>
+                            <m:t>1</m:t>
+                          </m:r>
+                          <m:ctrlPr>
+                            <w:rPr>
+                              <w:rFonts w:ascii="Cambria Math" w:eastAsiaTheme="minorEastAsia" w:hAnsi="Cambria Math"/>
+                              <w:i/>
+                            </w:rPr>
+                          </m:ctrlPr>
+                        </m:num>
+                        <m:den>
+                          <m:r>
+                            <w:rPr>
+                              <w:rFonts w:ascii="Cambria Math" w:eastAsiaTheme="minorEastAsia" w:hAnsi="Cambria Math"/>
+                            </w:rPr>
+                            <m:t>6</m:t>
+                          </m:r>
+                          <m:ctrlPr>
+                            <w:rPr>
+                              <w:rFonts w:ascii="Cambria Math" w:eastAsiaTheme="minorEastAsia" w:hAnsi="Cambria Math"/>
+                              <w:i/>
+                            </w:rPr>
+                          </m:ctrlPr>
+                        </m:den>
+                      </m:f>
+                      <m:r>
+                        <w:rPr>
+                          <w:rFonts w:ascii="Cambria Math" w:eastAsiaTheme="minorEastAsia" w:hAnsi="Cambria Math"/>
+                        </w:rPr>
+                        <m:t>+</m:t>
+                      </m:r>
+                      <m:f>
+                        <m:fPr>
+                          <m:ctrlPr>
+                            <w:rPr>
+                              <w:rFonts w:ascii="Cambria Math" w:eastAsiaTheme="minorEastAsia" w:hAnsi="Cambria Math"/>
+                            </w:rPr>
+                          </m:ctrlPr>
+                        </m:fPr>
+                        <m:num>
+                          <m:r>
+                            <w:rPr>
+                              <w:rFonts w:ascii="Cambria Math" w:eastAsiaTheme="minorEastAsia" w:hAnsi="Cambria Math"/>
+                            </w:rPr>
+                            <m:t>1</m:t>
+                          </m:r>
+                          <m:ctrlPr>
+                            <w:rPr>
+                              <w:rFonts w:ascii="Cambria Math" w:eastAsiaTheme="minorEastAsia" w:hAnsi="Cambria Math"/>
+                              <w:i/>
+                            </w:rPr>
+                          </m:ctrlPr>
+                        </m:num>
+                        <m:den>
+                          <m:r>
+                            <w:rPr>
+                              <w:rFonts w:ascii="Cambria Math" w:eastAsiaTheme="minorEastAsia" w:hAnsi="Cambria Math"/>
+                            </w:rPr>
+                            <m:t>25</m:t>
+                          </m:r>
+                          <m:ctrlPr>
+                            <w:rPr>
+                              <w:rFonts w:ascii="Cambria Math" w:eastAsiaTheme="minorEastAsia" w:hAnsi="Cambria Math"/>
+                              <w:i/>
+                            </w:rPr>
+                          </m:ctrlPr>
+                        </m:den>
+                      </m:f>
+                      <m:r>
+                        <w:rPr>
+                          <w:rFonts w:ascii="Cambria Math" w:eastAsiaTheme="minorEastAsia" w:hAnsi="Cambria Math"/>
+                        </w:rPr>
+                        <m:t>+</m:t>
+                      </m:r>
+                      <m:f>
+                        <m:fPr>
+                          <m:ctrlPr>
+                            <w:rPr>
+                              <w:rFonts w:ascii="Cambria Math" w:eastAsiaTheme="minorEastAsia" w:hAnsi="Cambria Math"/>
+                            </w:rPr>
+                          </m:ctrlPr>
+                        </m:fPr>
+                        <m:num>
+                          <m:r>
+                            <w:rPr>
+                              <w:rFonts w:ascii="Cambria Math" w:eastAsiaTheme="minorEastAsia" w:hAnsi="Cambria Math"/>
+                            </w:rPr>
+                            <m:t>1</m:t>
+                          </m:r>
+                          <m:ctrlPr>
+                            <w:rPr>
+                              <w:rFonts w:ascii="Cambria Math" w:eastAsiaTheme="minorEastAsia" w:hAnsi="Cambria Math"/>
+                              <w:i/>
+                            </w:rPr>
+                          </m:ctrlPr>
+                        </m:num>
+                        <m:den>
+                          <m:r>
+                            <w:rPr>
+                              <w:rFonts w:ascii="Cambria Math" w:eastAsiaTheme="minorEastAsia" w:hAnsi="Cambria Math"/>
+                            </w:rPr>
+                            <m:t>5</m:t>
+                          </m:r>
+                          <m:ctrlPr>
+                            <w:rPr>
+                              <w:rFonts w:ascii="Cambria Math" w:eastAsiaTheme="minorEastAsia" w:hAnsi="Cambria Math"/>
+                              <w:i/>
+                            </w:rPr>
+                          </m:ctrlPr>
+                        </m:den>
+                      </m:f>
+                    </m:e>
+                  </m:rad>
+                </m:e>
+              </m:d>
+            </m:sup>
+          </m:sSup>
+          <m:r>
+            <w:rPr>
+              <w:rFonts w:ascii="Cambria Math" w:eastAsiaTheme="minorEastAsia" w:hAnsi="Cambria Math"/>
+            </w:rPr>
+            <m:t>=</m:t>
+          </m:r>
+          <m:sSup>
+            <m:sSupPr>
+              <m:ctrlPr>
+                <w:rPr>
+                  <w:rFonts w:ascii="Cambria Math" w:eastAsiaTheme="minorEastAsia" w:hAnsi="Cambria Math"/>
+                  <w:i/>
+                </w:rPr>
+              </m:ctrlPr>
+            </m:sSupPr>
+            <m:e>
+              <m:r>
+                <w:rPr>
+                  <w:rFonts w:ascii="Cambria Math" w:eastAsiaTheme="minorEastAsia" w:hAnsi="Cambria Math"/>
+                </w:rPr>
+                <m:t>e</m:t>
+              </m:r>
+            </m:e>
+            <m:sup>
+              <m:d>
+                <m:dPr>
+                  <m:ctrlPr>
+                    <w:rPr>
+                      <w:rFonts w:ascii="Cambria Math" w:eastAsiaTheme="minorEastAsia" w:hAnsi="Cambria Math"/>
+                      <w:i/>
+                    </w:rPr>
+                  </m:ctrlPr>
+                </m:dPr>
+                <m:e>
+                  <m:r>
+                    <w:rPr>
+                      <w:rFonts w:ascii="Cambria Math" w:eastAsiaTheme="minorEastAsia" w:hAnsi="Cambria Math"/>
+                    </w:rPr>
+                    <m:t>1.791</m:t>
+                  </m:r>
+                  <m:r>
+                    <m:rPr>
+                      <m:sty m:val="p"/>
+                    </m:rPr>
+                    <w:rPr>
+                      <w:rFonts w:ascii="Cambria Math" w:eastAsiaTheme="minorEastAsia" w:hAnsi="Cambria Math"/>
+                    </w:rPr>
+                    <m:t>∓</m:t>
+                  </m:r>
+                  <m:r>
+                    <w:rPr>
+                      <w:rFonts w:ascii="Cambria Math" w:eastAsiaTheme="minorEastAsia" w:hAnsi="Cambria Math"/>
+                    </w:rPr>
+                    <m:t>1.96</m:t>
+                  </m:r>
+                  <m:r>
+                    <m:rPr>
+                      <m:sty m:val="p"/>
+                    </m:rPr>
+                    <w:rPr>
+                      <w:rFonts w:ascii="Cambria Math" w:eastAsiaTheme="minorEastAsia" w:hAnsi="Cambria Math"/>
+                    </w:rPr>
+                    <m:t>⋅</m:t>
+                  </m:r>
+                  <m:r>
+                    <w:rPr>
+                      <w:rFonts w:ascii="Cambria Math" w:eastAsiaTheme="minorEastAsia" w:hAnsi="Cambria Math"/>
+                    </w:rPr>
+                    <m:t>0.7788</m:t>
+                  </m:r>
+                </m:e>
+              </m:d>
+            </m:sup>
+          </m:sSup>
+          <m:r>
+            <w:rPr>
+              <w:rFonts w:ascii="Cambria Math" w:eastAsiaTheme="minorEastAsia" w:hAnsi="Cambria Math"/>
+            </w:rPr>
+            <m:t>=</m:t>
+          </m:r>
+          <m:d>
+            <m:dPr>
+              <m:begChr m:val="["/>
+              <m:endChr m:val="]"/>
+              <m:ctrlPr>
+                <w:rPr>
+                  <w:rFonts w:ascii="Cambria Math" w:eastAsiaTheme="minorEastAsia" w:hAnsi="Cambria Math"/>
+                  <w:i/>
+                </w:rPr>
+              </m:ctrlPr>
+            </m:dPr>
+            <m:e>
+              <m:sSup>
+                <m:sSupPr>
+                  <m:ctrlPr>
+                    <w:rPr>
+                      <w:rFonts w:ascii="Cambria Math" w:eastAsiaTheme="minorEastAsia" w:hAnsi="Cambria Math"/>
+                      <w:i/>
+                    </w:rPr>
+                  </m:ctrlPr>
+                </m:sSupPr>
+                <m:e>
+                  <m:r>
+                    <w:rPr>
+                      <w:rFonts w:ascii="Cambria Math" w:eastAsiaTheme="minorEastAsia" w:hAnsi="Cambria Math"/>
+                    </w:rPr>
+                    <m:t>e</m:t>
+                  </m:r>
+                </m:e>
+                <m:sup>
+                  <m:r>
+                    <w:rPr>
+                      <w:rFonts w:ascii="Cambria Math" w:eastAsiaTheme="minorEastAsia" w:hAnsi="Cambria Math"/>
+                    </w:rPr>
+                    <m:t>0.264</m:t>
+                  </m:r>
+                </m:sup>
+              </m:sSup>
+              <m:r>
+                <w:rPr>
+                  <w:rFonts w:ascii="Cambria Math" w:eastAsiaTheme="minorEastAsia" w:hAnsi="Cambria Math"/>
+                </w:rPr>
+                <m:t>,</m:t>
+              </m:r>
+              <m:sSup>
+                <m:sSupPr>
+                  <m:ctrlPr>
+                    <w:rPr>
+                      <w:rFonts w:ascii="Cambria Math" w:eastAsiaTheme="minorEastAsia" w:hAnsi="Cambria Math"/>
+                      <w:i/>
+                    </w:rPr>
+                  </m:ctrlPr>
+                </m:sSupPr>
+                <m:e>
+                  <m:r>
+                    <w:rPr>
+                      <w:rFonts w:ascii="Cambria Math" w:eastAsiaTheme="minorEastAsia" w:hAnsi="Cambria Math"/>
+                    </w:rPr>
+                    <m:t>e</m:t>
+                  </m:r>
+                </m:e>
+                <m:sup>
+                  <m:r>
+                    <w:rPr>
+                      <w:rFonts w:ascii="Cambria Math" w:eastAsiaTheme="minorEastAsia" w:hAnsi="Cambria Math"/>
+                    </w:rPr>
+                    <m:t>3.319</m:t>
+                  </m:r>
+                </m:sup>
+              </m:sSup>
+            </m:e>
+          </m:d>
+          <m:r>
+            <w:rPr>
+              <w:rFonts w:ascii="Cambria Math" w:eastAsiaTheme="minorEastAsia" w:hAnsi="Cambria Math"/>
+            </w:rPr>
+            <m:t>=</m:t>
+          </m:r>
+          <m:d>
+            <m:dPr>
+              <m:begChr m:val="["/>
+              <m:endChr m:val="]"/>
+              <m:ctrlPr>
+                <w:rPr>
+                  <w:rFonts w:ascii="Cambria Math" w:eastAsiaTheme="minorEastAsia" w:hAnsi="Cambria Math"/>
+                  <w:i/>
+                </w:rPr>
+              </m:ctrlPr>
+            </m:dPr>
+            <m:e>
+              <m:r>
+                <w:rPr>
+                  <w:rFonts w:ascii="Cambria Math" w:eastAsiaTheme="minorEastAsia" w:hAnsi="Cambria Math"/>
+                </w:rPr>
+                <m:t>1.3, 27.63</m:t>
+              </m:r>
+            </m:e>
+          </m:d>
+        </m:oMath>
+      </m:oMathPara>
+    </w:p>
+    <w:p>
       <w:pPr>
         <w:pStyle w:val="Ttulo2"/>
       </w:pPr>
       <w:r>
-        <w:t>Pregunta 5</w:t>
+        <w:t>Pregunta 6</w:t>
       </w:r>
     </w:p>
-    <w:p/>
     <w:p>
+      <w:r>
+        <w:t xml:space="preserve">En el artículo se indica la siguiente tabla de contingencia para el artículo de </w:t>
+      </w:r>
+      <w:r>
+        <w:t>Avenaud et al</w:t>
+      </w:r>
+      <w:r>
+        <w:t>.:</w:t>
+      </w:r>
+    </w:p>
+    <w:tbl>
+      <w:tblPr>
+        <w:tblStyle w:val="Tablaconcuadrcula"/>
+        <w:tblW w:w="0" w:type="auto"/>
+        <w:jc w:val="center"/>
+        <w:tblLook w:val="04A0" w:firstRow="1" w:lastRow="0" w:firstColumn="1" w:lastColumn="0" w:noHBand="0" w:noVBand="1"/>
+      </w:tblPr>
+      <w:tblGrid>
+        <w:gridCol w:w="2508"/>
+        <w:gridCol w:w="1299"/>
+        <w:gridCol w:w="1579"/>
+      </w:tblGrid>
+      <w:tr>
+        <w:trPr>
+          <w:jc w:val="center"/>
+        </w:trPr>
+        <w:tc>
+          <w:tcPr>
+            <w:tcW w:w="0" w:type="auto"/>
+            <w:tcBorders>
+              <w:top w:val="nil"/>
+              <w:left w:val="nil"/>
+            </w:tcBorders>
+          </w:tcPr>
+          <w:p/>
+        </w:tc>
+        <w:tc>
+          <w:tcPr>
+            <w:tcW w:w="0" w:type="auto"/>
+          </w:tcPr>
+          <w:p>
+            <w:r>
+              <w:t>HCC (X=1)</w:t>
+            </w:r>
+          </w:p>
+        </w:tc>
+        <w:tc>
+          <w:tcPr>
+            <w:tcW w:w="0" w:type="auto"/>
+          </w:tcPr>
+          <w:p>
+            <w:r>
+              <w:t>Control (X=0)</w:t>
+            </w:r>
+          </w:p>
+        </w:tc>
+      </w:tr>
+      <w:tr>
+        <w:trPr>
+          <w:jc w:val="center"/>
+        </w:trPr>
+        <w:tc>
+          <w:tcPr>
+            <w:tcW w:w="0" w:type="auto"/>
+          </w:tcPr>
+          <w:p>
+            <w:r>
+              <w:t>H pylori positivo (Y=1)</w:t>
+            </w:r>
+          </w:p>
+        </w:tc>
+        <w:tc>
+          <w:tcPr>
+            <w:tcW w:w="0" w:type="auto"/>
+          </w:tcPr>
+          <w:p>
+            <w:r>
+              <w:t>8</w:t>
+            </w:r>
+          </w:p>
+        </w:tc>
+        <w:tc>
+          <w:tcPr>
+            <w:tcW w:w="0" w:type="auto"/>
+          </w:tcPr>
+          <w:p>
+            <w:r>
+              <w:t>1</w:t>
+            </w:r>
+          </w:p>
+        </w:tc>
+      </w:tr>
+      <w:tr>
+        <w:trPr>
+          <w:jc w:val="center"/>
+        </w:trPr>
+        <w:tc>
+          <w:tcPr>
+            <w:tcW w:w="0" w:type="auto"/>
+          </w:tcPr>
+          <w:p>
+            <w:r>
+              <w:t>H pylori negativo (Y=0)</w:t>
+            </w:r>
+          </w:p>
+        </w:tc>
+        <w:tc>
+          <w:tcPr>
+            <w:tcW w:w="0" w:type="auto"/>
+          </w:tcPr>
+          <w:p>
+            <w:r>
+              <w:t>0</w:t>
+            </w:r>
+          </w:p>
+        </w:tc>
+        <w:tc>
+          <w:tcPr>
+            <w:tcW w:w="0" w:type="auto"/>
+          </w:tcPr>
+          <w:p>
+            <w:r>
+              <w:t>7</w:t>
+            </w:r>
+          </w:p>
+        </w:tc>
+      </w:tr>
+    </w:tbl>
+    <w:p>
+      <w:pPr>
+        <w:spacing w:before="240"/>
+        <w:rPr>
+          <w:rFonts w:eastAsiaTheme="minorEastAsia"/>
+        </w:rPr>
+      </w:pPr>
+      <w:r>
+        <w:t xml:space="preserve">En este caso tenemos que </w:t>
+      </w:r>
+      <m:oMath>
+        <m:r>
+          <w:rPr>
+            <w:rFonts w:ascii="Cambria Math" w:hAnsi="Cambria Math"/>
+          </w:rPr>
+          <m:t>c=0</m:t>
+        </m:r>
+      </m:oMath>
+      <w:r>
+        <w:rPr>
+          <w:rFonts w:eastAsiaTheme="minorEastAsia"/>
+        </w:rPr>
+        <w:t xml:space="preserve">, por lo que para calcular el </w:t>
+      </w:r>
+      <m:oMath>
+        <m:r>
+          <w:rPr>
+            <w:rFonts w:ascii="Cambria Math" w:eastAsiaTheme="minorEastAsia" w:hAnsi="Cambria Math"/>
+          </w:rPr>
+          <m:t>OR</m:t>
+        </m:r>
+      </m:oMath>
+      <w:r>
+        <w:rPr>
+          <w:rFonts w:eastAsiaTheme="minorEastAsia"/>
+        </w:rPr>
+        <w:t xml:space="preserve"> aplicaremos la corrección de </w:t>
+      </w:r>
+      <w:r>
+        <w:rPr>
+          <w:rFonts w:eastAsiaTheme="minorEastAsia"/>
+        </w:rPr>
+        <w:t>Haldane-Anscombe</w:t>
+      </w:r>
+      <w:r>
+        <w:rPr>
+          <w:rFonts w:eastAsiaTheme="minorEastAsia"/>
+        </w:rPr>
+        <w:t>, sumando 0.5 a cada uno de los valores. La tabla queda:</w:t>
+      </w:r>
+    </w:p>
+    <w:tbl>
+      <w:tblPr>
+        <w:tblStyle w:val="Tablaconcuadrcula"/>
+        <w:tblW w:w="0" w:type="auto"/>
+        <w:jc w:val="center"/>
+        <w:tblLook w:val="04A0" w:firstRow="1" w:lastRow="0" w:firstColumn="1" w:lastColumn="0" w:noHBand="0" w:noVBand="1"/>
+      </w:tblPr>
+      <w:tblGrid>
+        <w:gridCol w:w="2508"/>
+        <w:gridCol w:w="1299"/>
+        <w:gridCol w:w="1579"/>
+      </w:tblGrid>
+      <w:tr>
+        <w:trPr>
+          <w:jc w:val="center"/>
+        </w:trPr>
+        <w:tc>
+          <w:tcPr>
+            <w:tcW w:w="0" w:type="auto"/>
+            <w:tcBorders>
+              <w:top w:val="nil"/>
+              <w:left w:val="nil"/>
+            </w:tcBorders>
+          </w:tcPr>
+          <w:p/>
+        </w:tc>
+        <w:tc>
+          <w:tcPr>
+            <w:tcW w:w="0" w:type="auto"/>
+          </w:tcPr>
+          <w:p>
+            <w:r>
+              <w:t>HCC (X=1)</w:t>
+            </w:r>
+          </w:p>
+        </w:tc>
+        <w:tc>
+          <w:tcPr>
+            <w:tcW w:w="0" w:type="auto"/>
+          </w:tcPr>
+          <w:p>
+            <w:r>
+              <w:t>Control (X=0)</w:t>
+            </w:r>
+          </w:p>
+        </w:tc>
+      </w:tr>
+      <w:tr>
+        <w:trPr>
+          <w:jc w:val="center"/>
+        </w:trPr>
+        <w:tc>
+          <w:tcPr>
+            <w:tcW w:w="0" w:type="auto"/>
+          </w:tcPr>
+          <w:p>
+            <w:r>
+              <w:t>H pylori positivo (Y=1)</w:t>
+            </w:r>
+          </w:p>
+        </w:tc>
+        <w:tc>
+          <w:tcPr>
+            <w:tcW w:w="0" w:type="auto"/>
+          </w:tcPr>
+          <w:p>
+            <w:r>
+              <w:t>8</w:t>
+            </w:r>
+            <w:r>
+              <w:t>.5</w:t>
+            </w:r>
+          </w:p>
+        </w:tc>
+        <w:tc>
+          <w:tcPr>
+            <w:tcW w:w="0" w:type="auto"/>
+          </w:tcPr>
+          <w:p>
+            <w:r>
+              <w:t>1</w:t>
+            </w:r>
+            <w:r>
+              <w:t>.5</w:t>
+            </w:r>
+          </w:p>
+        </w:tc>
+      </w:tr>
+      <w:tr>
+        <w:trPr>
+          <w:jc w:val="center"/>
+        </w:trPr>
+        <w:tc>
+          <w:tcPr>
+            <w:tcW w:w="0" w:type="auto"/>
+          </w:tcPr>
+          <w:p>
+            <w:r>
+              <w:t>H pylori negativo (Y=0)</w:t>
+            </w:r>
+          </w:p>
+        </w:tc>
+        <w:tc>
+          <w:tcPr>
+            <w:tcW w:w="0" w:type="auto"/>
+          </w:tcPr>
+          <w:p>
+            <w:r>
+              <w:t>0</w:t>
+            </w:r>
+            <w:r>
+              <w:t>.5</w:t>
+            </w:r>
+          </w:p>
+        </w:tc>
+        <w:tc>
+          <w:tcPr>
+            <w:tcW w:w="0" w:type="auto"/>
+          </w:tcPr>
+          <w:p>
+            <w:r>
+              <w:t>7</w:t>
+            </w:r>
+            <w:r>
+              <w:t>.5</w:t>
+            </w:r>
+          </w:p>
+        </w:tc>
+      </w:tr>
+    </w:tbl>
+    <w:p>
+      <w:pPr>
+        <w:spacing w:before="240"/>
+        <w:rPr>
+          <w:rFonts w:eastAsiaTheme="minorEastAsia"/>
+        </w:rPr>
+      </w:pPr>
+      <w:r>
+        <w:rPr>
+          <w:rFonts w:eastAsiaTheme="minorEastAsia"/>
+        </w:rPr>
+        <w:t xml:space="preserve">Y entonces el </w:t>
+      </w:r>
+      <w:r>
+        <w:t xml:space="preserve">odds ratio, </w:t>
+      </w:r>
+      <m:oMath>
+        <m:r>
+          <w:rPr>
+            <w:rFonts w:ascii="Cambria Math" w:hAnsi="Cambria Math"/>
+          </w:rPr>
+          <m:t>OR</m:t>
+        </m:r>
+      </m:oMath>
+      <w:r>
+        <w:rPr>
+          <w:rFonts w:eastAsiaTheme="minorEastAsia"/>
+        </w:rPr>
+        <w:t>,</w:t>
+      </w:r>
+      <w:r>
+        <w:t xml:space="preserve"> será</w:t>
+      </w:r>
+      <w:r>
+        <w:t>:</w:t>
+      </w:r>
+    </w:p>
+    <w:p>
+      <w:pPr>
+        <w:rPr>
+          <w:rFonts w:eastAsiaTheme="minorEastAsia"/>
+        </w:rPr>
+      </w:pPr>
+      <m:oMathPara>
+        <m:oMath>
+          <m:r>
+            <w:rPr>
+              <w:rFonts w:ascii="Cambria Math" w:hAnsi="Cambria Math"/>
+            </w:rPr>
+            <m:t>OR=</m:t>
+          </m:r>
+          <m:f>
+            <m:fPr>
+              <m:ctrlPr>
+                <w:rPr>
+                  <w:rFonts w:ascii="Cambria Math" w:hAnsi="Cambria Math"/>
+                </w:rPr>
+              </m:ctrlPr>
+            </m:fPr>
+            <m:num>
+              <m:r>
+                <w:rPr>
+                  <w:rFonts w:ascii="Cambria Math" w:hAnsi="Cambria Math"/>
+                </w:rPr>
+                <m:t>8</m:t>
+              </m:r>
+              <m:r>
+                <w:rPr>
+                  <w:rFonts w:ascii="Cambria Math" w:hAnsi="Cambria Math"/>
+                </w:rPr>
+                <m:t>.5</m:t>
+              </m:r>
+              <m:r>
+                <m:rPr>
+                  <m:sty m:val="p"/>
+                </m:rPr>
+                <w:rPr>
+                  <w:rFonts w:ascii="Cambria Math" w:hAnsi="Cambria Math"/>
+                </w:rPr>
+                <m:t>⋅</m:t>
+              </m:r>
+              <m:r>
+                <m:rPr>
+                  <m:sty m:val="p"/>
+                </m:rPr>
+                <w:rPr>
+                  <w:rFonts w:ascii="Cambria Math" w:hAnsi="Cambria Math"/>
+                </w:rPr>
+                <m:t>7</m:t>
+              </m:r>
+              <m:r>
+                <m:rPr>
+                  <m:sty m:val="p"/>
+                </m:rPr>
+                <w:rPr>
+                  <w:rFonts w:ascii="Cambria Math" w:hAnsi="Cambria Math"/>
+                </w:rPr>
+                <m:t>.5</m:t>
+              </m:r>
+              <m:ctrlPr>
+                <w:rPr>
+                  <w:rFonts w:ascii="Cambria Math" w:hAnsi="Cambria Math"/>
+                  <w:i/>
+                </w:rPr>
+              </m:ctrlPr>
+            </m:num>
+            <m:den>
+              <m:r>
+                <m:rPr>
+                  <m:sty m:val="p"/>
+                </m:rPr>
+                <w:rPr>
+                  <w:rFonts w:ascii="Cambria Math" w:hAnsi="Cambria Math"/>
+                </w:rPr>
+                <m:t>0</m:t>
+              </m:r>
+              <m:r>
+                <m:rPr>
+                  <m:sty m:val="p"/>
+                </m:rPr>
+                <w:rPr>
+                  <w:rFonts w:ascii="Cambria Math" w:hAnsi="Cambria Math"/>
+                </w:rPr>
+                <m:t>.5</m:t>
+              </m:r>
+              <m:r>
+                <m:rPr>
+                  <m:sty m:val="p"/>
+                </m:rPr>
+                <w:rPr>
+                  <w:rFonts w:ascii="Cambria Math" w:hAnsi="Cambria Math"/>
+                </w:rPr>
+                <m:t>⋅</m:t>
+              </m:r>
+              <m:r>
+                <m:rPr>
+                  <m:sty m:val="p"/>
+                </m:rPr>
+                <w:rPr>
+                  <w:rFonts w:ascii="Cambria Math" w:hAnsi="Cambria Math"/>
+                </w:rPr>
+                <m:t>1.5</m:t>
+              </m:r>
+              <m:ctrlPr>
+                <w:rPr>
+                  <w:rFonts w:ascii="Cambria Math" w:hAnsi="Cambria Math"/>
+                  <w:i/>
+                </w:rPr>
+              </m:ctrlPr>
+            </m:den>
+          </m:f>
+          <m:r>
+            <w:rPr>
+              <w:rFonts w:ascii="Cambria Math" w:hAnsi="Cambria Math"/>
+            </w:rPr>
+            <m:t>=</m:t>
+          </m:r>
+          <m:r>
+            <w:rPr>
+              <w:rFonts w:ascii="Cambria Math" w:hAnsi="Cambria Math"/>
+            </w:rPr>
+            <m:t>85</m:t>
+          </m:r>
+        </m:oMath>
+      </m:oMathPara>
+    </w:p>
+    <w:p>
+      <w:pPr>
+        <w:rPr>
+          <w:rFonts w:eastAsiaTheme="minorEastAsia"/>
+        </w:rPr>
+      </w:pPr>
+      <w:r>
+        <w:rPr>
+          <w:rFonts w:eastAsiaTheme="minorEastAsia"/>
+        </w:rPr>
+        <w:t xml:space="preserve">El cálculo del </w:t>
+      </w:r>
+      <m:oMath>
+        <m:r>
+          <w:rPr>
+            <w:rFonts w:ascii="Cambria Math" w:eastAsiaTheme="minorEastAsia" w:hAnsi="Cambria Math"/>
+          </w:rPr>
+          <m:t>IC</m:t>
+        </m:r>
+        <m:d>
+          <m:dPr>
+            <m:ctrlPr>
+              <w:rPr>
+                <w:rFonts w:ascii="Cambria Math" w:eastAsiaTheme="minorEastAsia" w:hAnsi="Cambria Math"/>
+                <w:i/>
+              </w:rPr>
+            </m:ctrlPr>
+          </m:dPr>
+          <m:e>
+            <m:r>
+              <w:rPr>
+                <w:rFonts w:ascii="Cambria Math" w:eastAsiaTheme="minorEastAsia" w:hAnsi="Cambria Math"/>
+              </w:rPr>
+              <m:t>0.95</m:t>
+            </m:r>
+          </m:e>
+        </m:d>
+        <m:r>
+          <w:rPr>
+            <w:rFonts w:ascii="Cambria Math" w:eastAsiaTheme="minorEastAsia" w:hAnsi="Cambria Math"/>
+          </w:rPr>
+          <m:t>%</m:t>
+        </m:r>
+        <m:d>
+          <m:dPr>
+            <m:ctrlPr>
+              <w:rPr>
+                <w:rFonts w:ascii="Cambria Math" w:eastAsiaTheme="minorEastAsia" w:hAnsi="Cambria Math"/>
+                <w:i/>
+              </w:rPr>
+            </m:ctrlPr>
+          </m:dPr>
+          <m:e>
+            <m:r>
+              <w:rPr>
+                <w:rFonts w:ascii="Cambria Math" w:eastAsiaTheme="minorEastAsia" w:hAnsi="Cambria Math"/>
+              </w:rPr>
+              <m:t>OR</m:t>
+            </m:r>
+          </m:e>
+        </m:d>
+      </m:oMath>
+      <w:r>
+        <w:rPr>
+          <w:rFonts w:eastAsiaTheme="minorEastAsia"/>
+        </w:rPr>
+        <w:t xml:space="preserve"> viene dada por:</w:t>
+      </w:r>
+    </w:p>
+    <w:p>
+      <w:pPr>
+        <w:rPr>
+          <w:rFonts w:eastAsiaTheme="minorEastAsia"/>
+        </w:rPr>
+      </w:pPr>
+      <m:oMathPara>
+        <m:oMath>
+          <m:r>
+            <w:rPr>
+              <w:rFonts w:ascii="Cambria Math" w:eastAsiaTheme="minorEastAsia" w:hAnsi="Cambria Math"/>
+            </w:rPr>
+            <m:t>IC</m:t>
+          </m:r>
+          <m:d>
+            <m:dPr>
+              <m:ctrlPr>
+                <w:rPr>
+                  <w:rFonts w:ascii="Cambria Math" w:eastAsiaTheme="minorEastAsia" w:hAnsi="Cambria Math"/>
+                  <w:i/>
+                </w:rPr>
+              </m:ctrlPr>
+            </m:dPr>
+            <m:e>
+              <m:r>
+                <w:rPr>
+                  <w:rFonts w:ascii="Cambria Math" w:eastAsiaTheme="minorEastAsia" w:hAnsi="Cambria Math"/>
+                </w:rPr>
+                <m:t>1-</m:t>
+              </m:r>
+              <m:r>
+                <w:rPr>
+                  <w:rFonts w:ascii="Cambria Math" w:eastAsiaTheme="minorEastAsia" w:hAnsi="Cambria Math"/>
+                </w:rPr>
+                <m:t>0.</m:t>
+              </m:r>
+              <m:r>
+                <w:rPr>
+                  <w:rFonts w:ascii="Cambria Math" w:eastAsiaTheme="minorEastAsia" w:hAnsi="Cambria Math"/>
+                </w:rPr>
+                <m:t>0</m:t>
+              </m:r>
+              <m:r>
+                <w:rPr>
+                  <w:rFonts w:ascii="Cambria Math" w:eastAsiaTheme="minorEastAsia" w:hAnsi="Cambria Math"/>
+                </w:rPr>
+                <m:t>5</m:t>
+              </m:r>
+            </m:e>
+          </m:d>
+          <m:r>
+            <w:rPr>
+              <w:rFonts w:ascii="Cambria Math" w:eastAsiaTheme="minorEastAsia" w:hAnsi="Cambria Math"/>
+            </w:rPr>
+            <m:t>%</m:t>
+          </m:r>
+          <m:d>
+            <m:dPr>
+              <m:ctrlPr>
+                <w:rPr>
+                  <w:rFonts w:ascii="Cambria Math" w:eastAsiaTheme="minorEastAsia" w:hAnsi="Cambria Math"/>
+                  <w:i/>
+                </w:rPr>
+              </m:ctrlPr>
+            </m:dPr>
+            <m:e>
+              <m:r>
+                <w:rPr>
+                  <w:rFonts w:ascii="Cambria Math" w:eastAsiaTheme="minorEastAsia" w:hAnsi="Cambria Math"/>
+                </w:rPr>
+                <m:t>OR</m:t>
+              </m:r>
+            </m:e>
+          </m:d>
+          <m:r>
+            <w:rPr>
+              <w:rFonts w:ascii="Cambria Math" w:eastAsiaTheme="minorEastAsia" w:hAnsi="Cambria Math"/>
+            </w:rPr>
+            <m:t>=</m:t>
+          </m:r>
+          <m:sSup>
+            <m:sSupPr>
+              <m:ctrlPr>
+                <w:rPr>
+                  <w:rFonts w:ascii="Cambria Math" w:eastAsiaTheme="minorEastAsia" w:hAnsi="Cambria Math"/>
+                  <w:i/>
+                </w:rPr>
+              </m:ctrlPr>
+            </m:sSupPr>
+            <m:e>
+              <m:r>
+                <w:rPr>
+                  <w:rFonts w:ascii="Cambria Math" w:eastAsiaTheme="minorEastAsia" w:hAnsi="Cambria Math"/>
+                </w:rPr>
+                <m:t>e</m:t>
+              </m:r>
+            </m:e>
+            <m:sup>
+              <m:d>
+                <m:dPr>
+                  <m:ctrlPr>
+                    <w:rPr>
+                      <w:rFonts w:ascii="Cambria Math" w:eastAsiaTheme="minorEastAsia" w:hAnsi="Cambria Math"/>
+                      <w:i/>
+                    </w:rPr>
+                  </m:ctrlPr>
+                </m:dPr>
+                <m:e>
+                  <m:func>
+                    <m:funcPr>
+                      <m:ctrlPr>
+                        <w:rPr>
+                          <w:rFonts w:ascii="Cambria Math" w:eastAsiaTheme="minorEastAsia" w:hAnsi="Cambria Math"/>
+                          <w:i/>
+                        </w:rPr>
+                      </m:ctrlPr>
+                    </m:funcPr>
+                    <m:fName>
+                      <m:r>
+                        <w:rPr>
+                          <w:rFonts w:ascii="Cambria Math" w:eastAsiaTheme="minorEastAsia" w:hAnsi="Cambria Math"/>
+                        </w:rPr>
+                        <m:t>ln</m:t>
+                      </m:r>
+                    </m:fName>
+                    <m:e>
+                      <m:d>
+                        <m:dPr>
+                          <m:ctrlPr>
+                            <w:rPr>
+                              <w:rFonts w:ascii="Cambria Math" w:eastAsiaTheme="minorEastAsia" w:hAnsi="Cambria Math"/>
+                              <w:i/>
+                            </w:rPr>
+                          </m:ctrlPr>
+                        </m:dPr>
+                        <m:e>
+                          <m:r>
+                            <w:rPr>
+                              <w:rFonts w:ascii="Cambria Math" w:eastAsiaTheme="minorEastAsia" w:hAnsi="Cambria Math"/>
+                            </w:rPr>
+                            <m:t>85</m:t>
+                          </m:r>
+                        </m:e>
+                      </m:d>
+                    </m:e>
+                  </m:func>
+                  <m:r>
+                    <m:rPr>
+                      <m:sty m:val="p"/>
+                    </m:rPr>
+                    <w:rPr>
+                      <w:rFonts w:ascii="Cambria Math" w:eastAsiaTheme="minorEastAsia" w:hAnsi="Cambria Math"/>
+                    </w:rPr>
+                    <m:t>∓</m:t>
+                  </m:r>
+                  <m:r>
+                    <w:rPr>
+                      <w:rFonts w:ascii="Cambria Math" w:eastAsiaTheme="minorEastAsia" w:hAnsi="Cambria Math"/>
+                    </w:rPr>
+                    <m:t>1.96</m:t>
+                  </m:r>
+                  <m:r>
+                    <m:rPr>
+                      <m:sty m:val="p"/>
+                    </m:rPr>
+                    <w:rPr>
+                      <w:rFonts w:ascii="Cambria Math" w:eastAsiaTheme="minorEastAsia" w:hAnsi="Cambria Math"/>
+                    </w:rPr>
+                    <m:t>⋅</m:t>
+                  </m:r>
+                  <m:rad>
+                    <m:radPr>
+                      <m:degHide m:val="1"/>
+                      <m:ctrlPr>
+                        <w:rPr>
+                          <w:rFonts w:ascii="Cambria Math" w:eastAsiaTheme="minorEastAsia" w:hAnsi="Cambria Math"/>
+                        </w:rPr>
+                      </m:ctrlPr>
+                    </m:radPr>
+                    <m:deg>
+                      <m:ctrlPr>
+                        <w:rPr>
+                          <w:rFonts w:ascii="Cambria Math" w:eastAsiaTheme="minorEastAsia" w:hAnsi="Cambria Math"/>
+                          <w:i/>
+                        </w:rPr>
+                      </m:ctrlPr>
+                    </m:deg>
+                    <m:e>
+                      <m:f>
+                        <m:fPr>
+                          <m:ctrlPr>
+                            <w:rPr>
+                              <w:rFonts w:ascii="Cambria Math" w:eastAsiaTheme="minorEastAsia" w:hAnsi="Cambria Math"/>
+                            </w:rPr>
+                          </m:ctrlPr>
+                        </m:fPr>
+                        <m:num>
+                          <m:r>
+                            <w:rPr>
+                              <w:rFonts w:ascii="Cambria Math" w:eastAsiaTheme="minorEastAsia" w:hAnsi="Cambria Math"/>
+                            </w:rPr>
+                            <m:t>1</m:t>
+                          </m:r>
+                          <m:ctrlPr>
+                            <w:rPr>
+                              <w:rFonts w:ascii="Cambria Math" w:eastAsiaTheme="minorEastAsia" w:hAnsi="Cambria Math"/>
+                              <w:i/>
+                            </w:rPr>
+                          </m:ctrlPr>
+                        </m:num>
+                        <m:den>
+                          <m:r>
+                            <w:rPr>
+                              <w:rFonts w:ascii="Cambria Math" w:eastAsiaTheme="minorEastAsia" w:hAnsi="Cambria Math"/>
+                            </w:rPr>
+                            <m:t>8.</m:t>
+                          </m:r>
+                          <m:r>
+                            <w:rPr>
+                              <w:rFonts w:ascii="Cambria Math" w:eastAsiaTheme="minorEastAsia" w:hAnsi="Cambria Math"/>
+                            </w:rPr>
+                            <m:t>5</m:t>
+                          </m:r>
+                          <m:ctrlPr>
+                            <w:rPr>
+                              <w:rFonts w:ascii="Cambria Math" w:eastAsiaTheme="minorEastAsia" w:hAnsi="Cambria Math"/>
+                              <w:i/>
+                            </w:rPr>
+                          </m:ctrlPr>
+                        </m:den>
+                      </m:f>
+                      <m:r>
+                        <w:rPr>
+                          <w:rFonts w:ascii="Cambria Math" w:eastAsiaTheme="minorEastAsia" w:hAnsi="Cambria Math"/>
+                        </w:rPr>
+                        <m:t>+</m:t>
+                      </m:r>
+                      <m:f>
+                        <m:fPr>
+                          <m:ctrlPr>
+                            <w:rPr>
+                              <w:rFonts w:ascii="Cambria Math" w:eastAsiaTheme="minorEastAsia" w:hAnsi="Cambria Math"/>
+                            </w:rPr>
+                          </m:ctrlPr>
+                        </m:fPr>
+                        <m:num>
+                          <m:r>
+                            <w:rPr>
+                              <w:rFonts w:ascii="Cambria Math" w:eastAsiaTheme="minorEastAsia" w:hAnsi="Cambria Math"/>
+                            </w:rPr>
+                            <m:t>1</m:t>
+                          </m:r>
+                          <m:ctrlPr>
+                            <w:rPr>
+                              <w:rFonts w:ascii="Cambria Math" w:eastAsiaTheme="minorEastAsia" w:hAnsi="Cambria Math"/>
+                              <w:i/>
+                            </w:rPr>
+                          </m:ctrlPr>
+                        </m:num>
+                        <m:den>
+                          <m:r>
+                            <w:rPr>
+                              <w:rFonts w:ascii="Cambria Math" w:eastAsiaTheme="minorEastAsia" w:hAnsi="Cambria Math"/>
+                            </w:rPr>
+                            <m:t>1.5</m:t>
+                          </m:r>
+                          <m:ctrlPr>
+                            <w:rPr>
+                              <w:rFonts w:ascii="Cambria Math" w:eastAsiaTheme="minorEastAsia" w:hAnsi="Cambria Math"/>
+                              <w:i/>
+                            </w:rPr>
+                          </m:ctrlPr>
+                        </m:den>
+                      </m:f>
+                      <m:r>
+                        <w:rPr>
+                          <w:rFonts w:ascii="Cambria Math" w:eastAsiaTheme="minorEastAsia" w:hAnsi="Cambria Math"/>
+                        </w:rPr>
+                        <m:t>+</m:t>
+                      </m:r>
+                      <m:f>
+                        <m:fPr>
+                          <m:ctrlPr>
+                            <w:rPr>
+                              <w:rFonts w:ascii="Cambria Math" w:eastAsiaTheme="minorEastAsia" w:hAnsi="Cambria Math"/>
+                            </w:rPr>
+                          </m:ctrlPr>
+                        </m:fPr>
+                        <m:num>
+                          <m:r>
+                            <w:rPr>
+                              <w:rFonts w:ascii="Cambria Math" w:eastAsiaTheme="minorEastAsia" w:hAnsi="Cambria Math"/>
+                            </w:rPr>
+                            <m:t>1</m:t>
+                          </m:r>
+                          <m:ctrlPr>
+                            <w:rPr>
+                              <w:rFonts w:ascii="Cambria Math" w:eastAsiaTheme="minorEastAsia" w:hAnsi="Cambria Math"/>
+                              <w:i/>
+                            </w:rPr>
+                          </m:ctrlPr>
+                        </m:num>
+                        <m:den>
+                          <m:r>
+                            <w:rPr>
+                              <w:rFonts w:ascii="Cambria Math" w:eastAsiaTheme="minorEastAsia" w:hAnsi="Cambria Math"/>
+                            </w:rPr>
+                            <m:t>0.5</m:t>
+                          </m:r>
+                          <m:ctrlPr>
+                            <w:rPr>
+                              <w:rFonts w:ascii="Cambria Math" w:eastAsiaTheme="minorEastAsia" w:hAnsi="Cambria Math"/>
+                              <w:i/>
+                            </w:rPr>
+                          </m:ctrlPr>
+                        </m:den>
+                      </m:f>
+                      <m:r>
+                        <w:rPr>
+                          <w:rFonts w:ascii="Cambria Math" w:eastAsiaTheme="minorEastAsia" w:hAnsi="Cambria Math"/>
+                        </w:rPr>
+                        <m:t>+</m:t>
+                      </m:r>
+                      <m:f>
+                        <m:fPr>
+                          <m:ctrlPr>
+                            <w:rPr>
+                              <w:rFonts w:ascii="Cambria Math" w:eastAsiaTheme="minorEastAsia" w:hAnsi="Cambria Math"/>
+                            </w:rPr>
+                          </m:ctrlPr>
+                        </m:fPr>
+                        <m:num>
+                          <m:r>
+                            <w:rPr>
+                              <w:rFonts w:ascii="Cambria Math" w:eastAsiaTheme="minorEastAsia" w:hAnsi="Cambria Math"/>
+                            </w:rPr>
+                            <m:t>1</m:t>
+                          </m:r>
+                          <m:ctrlPr>
+                            <w:rPr>
+                              <w:rFonts w:ascii="Cambria Math" w:eastAsiaTheme="minorEastAsia" w:hAnsi="Cambria Math"/>
+                              <w:i/>
+                            </w:rPr>
+                          </m:ctrlPr>
+                        </m:num>
+                        <m:den>
+                          <m:r>
+                            <w:rPr>
+                              <w:rFonts w:ascii="Cambria Math" w:eastAsiaTheme="minorEastAsia" w:hAnsi="Cambria Math"/>
+                            </w:rPr>
+                            <m:t>7.</m:t>
+                          </m:r>
+                          <m:r>
+                            <w:rPr>
+                              <w:rFonts w:ascii="Cambria Math" w:eastAsiaTheme="minorEastAsia" w:hAnsi="Cambria Math"/>
+                            </w:rPr>
+                            <m:t>5</m:t>
+                          </m:r>
+                          <m:ctrlPr>
+                            <w:rPr>
+                              <w:rFonts w:ascii="Cambria Math" w:eastAsiaTheme="minorEastAsia" w:hAnsi="Cambria Math"/>
+                              <w:i/>
+                            </w:rPr>
+                          </m:ctrlPr>
+                        </m:den>
+                      </m:f>
+                    </m:e>
+                  </m:rad>
+                </m:e>
+              </m:d>
+            </m:sup>
+          </m:sSup>
+          <m:r>
+            <w:rPr>
+              <w:rFonts w:ascii="Cambria Math" w:eastAsiaTheme="minorEastAsia" w:hAnsi="Cambria Math"/>
+            </w:rPr>
+            <m:t>=</m:t>
+          </m:r>
+          <m:sSup>
+            <m:sSupPr>
+              <m:ctrlPr>
+                <w:rPr>
+                  <w:rFonts w:ascii="Cambria Math" w:eastAsiaTheme="minorEastAsia" w:hAnsi="Cambria Math"/>
+                  <w:i/>
+                </w:rPr>
+              </m:ctrlPr>
+            </m:sSupPr>
+            <m:e>
+              <m:r>
+                <w:rPr>
+                  <w:rFonts w:ascii="Cambria Math" w:eastAsiaTheme="minorEastAsia" w:hAnsi="Cambria Math"/>
+                </w:rPr>
+                <m:t>e</m:t>
+              </m:r>
+            </m:e>
+            <m:sup>
+              <m:d>
+                <m:dPr>
+                  <m:ctrlPr>
+                    <w:rPr>
+                      <w:rFonts w:ascii="Cambria Math" w:eastAsiaTheme="minorEastAsia" w:hAnsi="Cambria Math"/>
+                      <w:i/>
+                    </w:rPr>
+                  </m:ctrlPr>
+                </m:dPr>
+                <m:e>
+                  <m:r>
+                    <m:rPr>
+                      <m:sty m:val="p"/>
+                    </m:rPr>
+                    <w:rPr>
+                      <w:rFonts w:ascii="Cambria Math" w:eastAsiaTheme="minorEastAsia" w:hAnsi="Cambria Math"/>
+                    </w:rPr>
+                    <m:t>4.442</m:t>
+                  </m:r>
+                  <m:r>
+                    <m:rPr>
+                      <m:sty m:val="p"/>
+                    </m:rPr>
+                    <w:rPr>
+                      <w:rFonts w:ascii="Cambria Math" w:eastAsiaTheme="minorEastAsia" w:hAnsi="Cambria Math"/>
+                    </w:rPr>
+                    <m:t>∓</m:t>
+                  </m:r>
+                  <m:r>
+                    <w:rPr>
+                      <w:rFonts w:ascii="Cambria Math" w:eastAsiaTheme="minorEastAsia" w:hAnsi="Cambria Math"/>
+                    </w:rPr>
+                    <m:t>1.96</m:t>
+                  </m:r>
+                  <m:r>
+                    <m:rPr>
+                      <m:sty m:val="p"/>
+                    </m:rPr>
+                    <w:rPr>
+                      <w:rFonts w:ascii="Cambria Math" w:eastAsiaTheme="minorEastAsia" w:hAnsi="Cambria Math"/>
+                    </w:rPr>
+                    <m:t>⋅</m:t>
+                  </m:r>
+                  <m:r>
+                    <m:rPr>
+                      <m:sty m:val="p"/>
+                    </m:rPr>
+                    <w:rPr>
+                      <w:rFonts w:ascii="Cambria Math" w:eastAsiaTheme="minorEastAsia" w:hAnsi="Cambria Math"/>
+                    </w:rPr>
+                    <m:t>1</m:t>
+                  </m:r>
+                  <m:r>
+                    <w:rPr>
+                      <w:rFonts w:ascii="Cambria Math" w:eastAsiaTheme="minorEastAsia" w:hAnsi="Cambria Math"/>
+                    </w:rPr>
+                    <m:t>.7</m:t>
+                  </m:r>
+                  <m:r>
+                    <w:rPr>
+                      <w:rFonts w:ascii="Cambria Math" w:eastAsiaTheme="minorEastAsia" w:hAnsi="Cambria Math"/>
+                    </w:rPr>
+                    <m:t>0</m:t>
+                  </m:r>
+                  <m:r>
+                    <w:rPr>
+                      <w:rFonts w:ascii="Cambria Math" w:eastAsiaTheme="minorEastAsia" w:hAnsi="Cambria Math"/>
+                    </w:rPr>
+                    <m:t>8</m:t>
+                  </m:r>
+                </m:e>
+              </m:d>
+            </m:sup>
+          </m:sSup>
+          <m:r>
+            <w:rPr>
+              <w:rFonts w:ascii="Cambria Math" w:eastAsiaTheme="minorEastAsia" w:hAnsi="Cambria Math"/>
+            </w:rPr>
+            <m:t>=</m:t>
+          </m:r>
+          <m:d>
+            <m:dPr>
+              <m:begChr m:val="["/>
+              <m:endChr m:val="]"/>
+              <m:ctrlPr>
+                <w:rPr>
+                  <w:rFonts w:ascii="Cambria Math" w:eastAsiaTheme="minorEastAsia" w:hAnsi="Cambria Math"/>
+                  <w:i/>
+                </w:rPr>
+              </m:ctrlPr>
+            </m:dPr>
+            <m:e>
+              <m:sSup>
+                <m:sSupPr>
+                  <m:ctrlPr>
+                    <w:rPr>
+                      <w:rFonts w:ascii="Cambria Math" w:eastAsiaTheme="minorEastAsia" w:hAnsi="Cambria Math"/>
+                      <w:i/>
+                    </w:rPr>
+                  </m:ctrlPr>
+                </m:sSupPr>
+                <m:e>
+                  <m:r>
+                    <w:rPr>
+                      <w:rFonts w:ascii="Cambria Math" w:eastAsiaTheme="minorEastAsia" w:hAnsi="Cambria Math"/>
+                    </w:rPr>
+                    <m:t>e</m:t>
+                  </m:r>
+                </m:e>
+                <m:sup>
+                  <m:r>
+                    <w:rPr>
+                      <w:rFonts w:ascii="Cambria Math" w:eastAsiaTheme="minorEastAsia" w:hAnsi="Cambria Math"/>
+                    </w:rPr>
+                    <m:t>1.094</m:t>
+                  </m:r>
+                </m:sup>
+              </m:sSup>
+              <m:r>
+                <w:rPr>
+                  <w:rFonts w:ascii="Cambria Math" w:eastAsiaTheme="minorEastAsia" w:hAnsi="Cambria Math"/>
+                </w:rPr>
+                <m:t>,</m:t>
+              </m:r>
+              <m:sSup>
+                <m:sSupPr>
+                  <m:ctrlPr>
+                    <w:rPr>
+                      <w:rFonts w:ascii="Cambria Math" w:eastAsiaTheme="minorEastAsia" w:hAnsi="Cambria Math"/>
+                      <w:i/>
+                    </w:rPr>
+                  </m:ctrlPr>
+                </m:sSupPr>
+                <m:e>
+                  <m:r>
+                    <w:rPr>
+                      <w:rFonts w:ascii="Cambria Math" w:eastAsiaTheme="minorEastAsia" w:hAnsi="Cambria Math"/>
+                    </w:rPr>
+                    <m:t>e</m:t>
+                  </m:r>
+                </m:e>
+                <m:sup>
+                  <m:r>
+                    <w:rPr>
+                      <w:rFonts w:ascii="Cambria Math" w:eastAsiaTheme="minorEastAsia" w:hAnsi="Cambria Math"/>
+                    </w:rPr>
+                    <m:t>7.789</m:t>
+                  </m:r>
+                </m:sup>
+              </m:sSup>
+            </m:e>
+          </m:d>
+          <m:r>
+            <w:rPr>
+              <w:rFonts w:ascii="Cambria Math" w:eastAsiaTheme="minorEastAsia" w:hAnsi="Cambria Math"/>
+            </w:rPr>
+            <m:t>=</m:t>
+          </m:r>
+          <m:d>
+            <m:dPr>
+              <m:begChr m:val="["/>
+              <m:endChr m:val="]"/>
+              <m:ctrlPr>
+                <w:rPr>
+                  <w:rFonts w:ascii="Cambria Math" w:eastAsiaTheme="minorEastAsia" w:hAnsi="Cambria Math"/>
+                  <w:i/>
+                </w:rPr>
+              </m:ctrlPr>
+            </m:dPr>
+            <m:e>
+              <m:r>
+                <w:rPr>
+                  <w:rFonts w:ascii="Cambria Math" w:eastAsiaTheme="minorEastAsia" w:hAnsi="Cambria Math"/>
+                </w:rPr>
+                <m:t>2.987</m:t>
+              </m:r>
+              <m:r>
+                <w:rPr>
+                  <w:rFonts w:ascii="Cambria Math" w:eastAsiaTheme="minorEastAsia" w:hAnsi="Cambria Math"/>
+                </w:rPr>
+                <m:t xml:space="preserve">, </m:t>
+              </m:r>
+              <m:r>
+                <w:rPr>
+                  <w:rFonts w:ascii="Cambria Math" w:eastAsiaTheme="minorEastAsia" w:hAnsi="Cambria Math"/>
+                </w:rPr>
+                <m:t>2413.90</m:t>
+              </m:r>
+            </m:e>
+          </m:d>
+        </m:oMath>
+      </m:oMathPara>
+    </w:p>
+    <w:p>
       <w:pPr>
         <w:pStyle w:val="Ttulo2"/>
       </w:pPr>
       <w:r>
-        <w:t>Pregunta 6</w:t>
+        <w:t xml:space="preserve">Pregunta </w:t>
+      </w:r>
+      <w:r>
+        <w:t>7</w:t>
       </w:r>
     </w:p>
-    <w:p/>
     <w:p>
+      <w:r>
+        <w:t>En el caso del estudio de Coppola et al., la tabla de contingencia que se tiene es:</w:t>
+      </w:r>
+    </w:p>
+    <w:tbl>
+      <w:tblPr>
+        <w:tblStyle w:val="Tablaconcuadrcula"/>
+        <w:tblW w:w="0" w:type="auto"/>
+        <w:jc w:val="center"/>
+        <w:tblLook w:val="04A0" w:firstRow="1" w:lastRow="0" w:firstColumn="1" w:lastColumn="0" w:noHBand="0" w:noVBand="1"/>
+      </w:tblPr>
+      <w:tblGrid>
+        <w:gridCol w:w="2508"/>
+        <w:gridCol w:w="1299"/>
+        <w:gridCol w:w="1579"/>
+      </w:tblGrid>
+      <w:tr>
+        <w:trPr>
+          <w:jc w:val="center"/>
+        </w:trPr>
+        <w:tc>
+          <w:tcPr>
+            <w:tcW w:w="0" w:type="auto"/>
+            <w:tcBorders>
+              <w:top w:val="nil"/>
+              <w:left w:val="nil"/>
+            </w:tcBorders>
+          </w:tcPr>
+          <w:p/>
+        </w:tc>
+        <w:tc>
+          <w:tcPr>
+            <w:tcW w:w="0" w:type="auto"/>
+          </w:tcPr>
+          <w:p>
+            <w:r>
+              <w:t>HCC (X=1)</w:t>
+            </w:r>
+          </w:p>
+        </w:tc>
+        <w:tc>
+          <w:tcPr>
+            <w:tcW w:w="0" w:type="auto"/>
+          </w:tcPr>
+          <w:p>
+            <w:r>
+              <w:t>Control (X=0)</w:t>
+            </w:r>
+          </w:p>
+        </w:tc>
+      </w:tr>
+      <w:tr>
+        <w:trPr>
+          <w:jc w:val="center"/>
+        </w:trPr>
+        <w:tc>
+          <w:tcPr>
+            <w:tcW w:w="0" w:type="auto"/>
+          </w:tcPr>
+          <w:p>
+            <w:r>
+              <w:t>H pylori positivo (Y=1)</w:t>
+            </w:r>
+          </w:p>
+        </w:tc>
+        <w:tc>
+          <w:tcPr>
+            <w:tcW w:w="0" w:type="auto"/>
+          </w:tcPr>
+          <w:p>
+            <w:r>
+              <w:t>0</w:t>
+            </w:r>
+          </w:p>
+        </w:tc>
+        <w:tc>
+          <w:tcPr>
+            <w:tcW w:w="0" w:type="auto"/>
+          </w:tcPr>
+          <w:p>
+            <w:r>
+              <w:t>0</w:t>
+            </w:r>
+          </w:p>
+        </w:tc>
+      </w:tr>
+      <w:tr>
+        <w:trPr>
+          <w:jc w:val="center"/>
+        </w:trPr>
+        <w:tc>
+          <w:tcPr>
+            <w:tcW w:w="0" w:type="auto"/>
+          </w:tcPr>
+          <w:p>
+            <w:r>
+              <w:t>H pylori negativo (Y=0)</w:t>
+            </w:r>
+          </w:p>
+        </w:tc>
+        <w:tc>
+          <w:tcPr>
+            <w:tcW w:w="0" w:type="auto"/>
+          </w:tcPr>
+          <w:p>
+            <w:r>
+              <w:t>21</w:t>
+            </w:r>
+          </w:p>
+        </w:tc>
+        <w:tc>
+          <w:tcPr>
+            <w:tcW w:w="0" w:type="auto"/>
+          </w:tcPr>
+          <w:p>
+            <w:r>
+              <w:t>34</w:t>
+            </w:r>
+          </w:p>
+        </w:tc>
+      </w:tr>
+    </w:tbl>
+    <w:p>
+      <w:pPr>
+        <w:spacing w:before="240"/>
+      </w:pPr>
+      <w:r>
+        <w:t>Lo cual provoca que el odds ratio sea:</w:t>
+      </w:r>
+    </w:p>
+    <w:p>
+      <w:pPr>
+        <w:spacing w:before="240"/>
+        <w:jc w:val="center"/>
+        <w:rPr>
+          <w:rFonts w:eastAsiaTheme="minorEastAsia"/>
+        </w:rPr>
+      </w:pPr>
+      <m:oMathPara>
+        <m:oMath>
+          <m:r>
+            <w:rPr>
+              <w:rFonts w:ascii="Cambria Math" w:hAnsi="Cambria Math"/>
+            </w:rPr>
+            <m:t>OR=</m:t>
+          </m:r>
+          <m:f>
+            <m:fPr>
+              <m:ctrlPr>
+                <w:rPr>
+                  <w:rFonts w:ascii="Cambria Math" w:hAnsi="Cambria Math"/>
+                </w:rPr>
+              </m:ctrlPr>
+            </m:fPr>
+            <m:num>
+              <m:r>
+                <w:rPr>
+                  <w:rFonts w:ascii="Cambria Math" w:hAnsi="Cambria Math"/>
+                </w:rPr>
+                <m:t>0</m:t>
+              </m:r>
+              <m:r>
+                <m:rPr>
+                  <m:sty m:val="p"/>
+                </m:rPr>
+                <w:rPr>
+                  <w:rFonts w:ascii="Cambria Math" w:hAnsi="Cambria Math"/>
+                </w:rPr>
+                <m:t>⋅</m:t>
+              </m:r>
+              <m:r>
+                <w:rPr>
+                  <w:rFonts w:ascii="Cambria Math" w:hAnsi="Cambria Math"/>
+                </w:rPr>
+                <m:t>34</m:t>
+              </m:r>
+              <m:ctrlPr>
+                <w:rPr>
+                  <w:rFonts w:ascii="Cambria Math" w:hAnsi="Cambria Math"/>
+                  <w:i/>
+                </w:rPr>
+              </m:ctrlPr>
+            </m:num>
+            <m:den>
+              <m:r>
+                <w:rPr>
+                  <w:rFonts w:ascii="Cambria Math" w:hAnsi="Cambria Math"/>
+                </w:rPr>
+                <m:t>0</m:t>
+              </m:r>
+              <m:r>
+                <m:rPr>
+                  <m:sty m:val="p"/>
+                </m:rPr>
+                <w:rPr>
+                  <w:rFonts w:ascii="Cambria Math" w:hAnsi="Cambria Math"/>
+                </w:rPr>
+                <m:t>⋅</m:t>
+              </m:r>
+              <m:r>
+                <w:rPr>
+                  <w:rFonts w:ascii="Cambria Math" w:hAnsi="Cambria Math"/>
+                </w:rPr>
+                <m:t>21</m:t>
+              </m:r>
+              <m:ctrlPr>
+                <w:rPr>
+                  <w:rFonts w:ascii="Cambria Math" w:hAnsi="Cambria Math"/>
+                  <w:i/>
+                </w:rPr>
+              </m:ctrlPr>
+            </m:den>
+          </m:f>
+          <m:r>
+            <w:rPr>
+              <w:rFonts w:ascii="Cambria Math" w:hAnsi="Cambria Math"/>
+            </w:rPr>
+            <m:t>=</m:t>
+          </m:r>
+          <m:f>
+            <m:fPr>
+              <m:ctrlPr>
+                <w:rPr>
+                  <w:rFonts w:ascii="Cambria Math" w:eastAsiaTheme="minorEastAsia" w:hAnsi="Cambria Math"/>
+                </w:rPr>
+              </m:ctrlPr>
+            </m:fPr>
+            <m:num>
+              <m:r>
+                <w:rPr>
+                  <w:rFonts w:ascii="Cambria Math" w:eastAsiaTheme="minorEastAsia" w:hAnsi="Cambria Math"/>
+                </w:rPr>
+                <m:t>0</m:t>
+              </m:r>
+              <m:ctrlPr>
+                <w:rPr>
+                  <w:rFonts w:ascii="Cambria Math" w:eastAsiaTheme="minorEastAsia" w:hAnsi="Cambria Math"/>
+                  <w:i/>
+                </w:rPr>
+              </m:ctrlPr>
+            </m:num>
+            <m:den>
+              <m:r>
+                <w:rPr>
+                  <w:rFonts w:ascii="Cambria Math" w:eastAsiaTheme="minorEastAsia" w:hAnsi="Cambria Math"/>
+                </w:rPr>
+                <m:t>0</m:t>
+              </m:r>
+              <m:ctrlPr>
+                <w:rPr>
+                  <w:rFonts w:ascii="Cambria Math" w:eastAsiaTheme="minorEastAsia" w:hAnsi="Cambria Math"/>
+                  <w:i/>
+                </w:rPr>
+              </m:ctrlPr>
+            </m:den>
+          </m:f>
+        </m:oMath>
+      </m:oMathPara>
+    </w:p>
+    <w:p>
+      <w:pPr>
+        <w:spacing w:before="240"/>
+        <w:rPr>
+          <w:rFonts w:eastAsiaTheme="minorEastAsia"/>
+        </w:rPr>
+      </w:pPr>
+      <w:r>
+        <w:rPr>
+          <w:rFonts w:eastAsiaTheme="minorEastAsia"/>
+        </w:rPr>
+        <w:t>Lo cual es una indeterminación. Conceptualmente, el odds ratio no se puede calcular porque ningún participante en el estudio tiene la enfermedad, por lo que no se puede evaluar el riesgo de algo que no ha ocurrido, independientemente del caso.</w:t>
+      </w:r>
+    </w:p>
+    <w:p>
       <w:pPr>
         <w:pStyle w:val="Ttulo2"/>
       </w:pPr>
       <w:r>
+        <w:lastRenderedPageBreak/>
         <w:t xml:space="preserve">Pregunta </w:t>
       </w:r>
       <w:r>
-        <w:t>7</w:t>
+        <w:t>8</w:t>
       </w:r>
     </w:p>
-    <w:p/>
     <w:p>
+      <w:r>
+        <w:t xml:space="preserve">Primero generamos el dataframe con los datos de los 9 estudios (se elimina el de Coppola et al.). Estos datos deben tener hecha la corrección de </w:t>
+      </w:r>
+      <w:r>
+        <w:rPr>
+          <w:rFonts w:eastAsiaTheme="minorEastAsia"/>
+        </w:rPr>
+        <w:t>Haldane-Anscombe</w:t>
+      </w:r>
+      <w:r>
+        <w:rPr>
+          <w:rFonts w:eastAsiaTheme="minorEastAsia"/>
+        </w:rPr>
+        <w:t xml:space="preserve"> en aquellos casos donde sea necesario</w:t>
+      </w:r>
+      <w:r>
+        <w:rPr>
+          <w:rFonts w:eastAsiaTheme="minorEastAsia"/>
+        </w:rPr>
+        <w:t>.</w:t>
+      </w:r>
+    </w:p>
+    <w:p>
+      <w:pPr>
+        <w:spacing w:after="0"/>
+        <w:ind w:right="-427"/>
+        <w:jc w:val="left"/>
+        <w:rPr>
+          <w:rFonts w:ascii="Consolas" w:hAnsi="Consolas"/>
+          <w:sz w:val="20"/>
+          <w:szCs w:val="20"/>
+        </w:rPr>
+      </w:pPr>
+      <w:r>
+        <w:rPr>
+          <w:rFonts w:ascii="Consolas" w:hAnsi="Consolas"/>
+          <w:sz w:val="20"/>
+          <w:szCs w:val="20"/>
+        </w:rPr>
+        <w:t>datos_estudios_correccion &lt;- data.frame(</w:t>
+      </w:r>
+    </w:p>
+    <w:p>
+      <w:pPr>
+        <w:spacing w:after="0"/>
+        <w:ind w:right="-427"/>
+        <w:jc w:val="left"/>
+        <w:rPr>
+          <w:rFonts w:ascii="Consolas" w:hAnsi="Consolas"/>
+          <w:sz w:val="20"/>
+          <w:szCs w:val="20"/>
+        </w:rPr>
+      </w:pPr>
+      <w:r>
+        <w:rPr>
+          <w:rFonts w:ascii="Consolas" w:hAnsi="Consolas"/>
+          <w:sz w:val="20"/>
+          <w:szCs w:val="20"/>
+        </w:rPr>
+        <w:t>    estudio = c(</w:t>
+      </w:r>
+    </w:p>
+    <w:p>
+      <w:pPr>
+        <w:spacing w:after="0"/>
+        <w:ind w:right="-427"/>
+        <w:jc w:val="left"/>
+        <w:rPr>
+          <w:rFonts w:ascii="Consolas" w:hAnsi="Consolas"/>
+          <w:sz w:val="20"/>
+          <w:szCs w:val="20"/>
+        </w:rPr>
+      </w:pPr>
+      <w:r>
+        <w:rPr>
+          <w:rFonts w:ascii="Consolas" w:hAnsi="Consolas"/>
+          <w:sz w:val="20"/>
+          <w:szCs w:val="20"/>
+        </w:rPr>
+        <w:t xml:space="preserve">        "Pellicano 2004", "Ito 2004", "Dore 2002", "Avenaud 2000", </w:t>
+      </w:r>
+    </w:p>
+    <w:p>
+      <w:pPr>
+        <w:spacing w:after="0"/>
+        <w:ind w:right="-427"/>
+        <w:jc w:val="left"/>
+        <w:rPr>
+          <w:rFonts w:ascii="Consolas" w:hAnsi="Consolas"/>
+          <w:sz w:val="20"/>
+          <w:szCs w:val="20"/>
+        </w:rPr>
+      </w:pPr>
+      <w:r>
+        <w:rPr>
+          <w:rFonts w:ascii="Consolas" w:hAnsi="Consolas"/>
+          <w:sz w:val="20"/>
+          <w:szCs w:val="20"/>
+        </w:rPr>
+        <w:t>        "Nilsson 2001", "Zhang 2004", "Huang 2004", "Li 2006", "Rocha 2005"</w:t>
+      </w:r>
+    </w:p>
+    <w:p>
+      <w:pPr>
+        <w:spacing w:after="0"/>
+        <w:ind w:right="-427"/>
+        <w:jc w:val="left"/>
+        <w:rPr>
+          <w:rFonts w:ascii="Consolas" w:hAnsi="Consolas"/>
+          <w:sz w:val="20"/>
+          <w:szCs w:val="20"/>
+        </w:rPr>
+      </w:pPr>
+      <w:r>
+        <w:rPr>
+          <w:rFonts w:ascii="Consolas" w:hAnsi="Consolas"/>
+          <w:sz w:val="20"/>
+          <w:szCs w:val="20"/>
+        </w:rPr>
+        <w:t>    ),</w:t>
+      </w:r>
+    </w:p>
+    <w:p>
+      <w:pPr>
+        <w:spacing w:after="0"/>
+        <w:ind w:right="-427"/>
+        <w:jc w:val="left"/>
+        <w:rPr>
+          <w:rFonts w:ascii="Consolas" w:hAnsi="Consolas"/>
+          <w:sz w:val="20"/>
+          <w:szCs w:val="20"/>
+        </w:rPr>
+      </w:pPr>
+      <w:r>
+        <w:rPr>
+          <w:rFonts w:ascii="Consolas" w:hAnsi="Consolas"/>
+          <w:sz w:val="20"/>
+          <w:szCs w:val="20"/>
+        </w:rPr>
+        <w:t xml:space="preserve">    a = c(17, 13.5, </w:t>
+      </w:r>
+      <w:r>
+        <w:rPr>
+          <w:rFonts w:ascii="Consolas" w:hAnsi="Consolas"/>
+          <w:sz w:val="20"/>
+          <w:szCs w:val="20"/>
+        </w:rPr>
+        <w:t>6, 8.5, 12.5</w:t>
+      </w:r>
+      <w:r>
+        <w:rPr>
+          <w:rFonts w:ascii="Consolas" w:hAnsi="Consolas"/>
+          <w:sz w:val="20"/>
+          <w:szCs w:val="20"/>
+        </w:rPr>
+        <w:t>, 16, 16.5, 22.5, 19),</w:t>
+      </w:r>
+      <w:r>
+        <w:rPr>
+          <w:rFonts w:ascii="Consolas" w:hAnsi="Consolas"/>
+          <w:sz w:val="20"/>
+          <w:szCs w:val="20"/>
+        </w:rPr>
+        <w:t xml:space="preserve"> </w:t>
+      </w:r>
+      <w:r>
+        <w:rPr>
+          <w:rFonts w:ascii="Consolas" w:hAnsi="Consolas"/>
+          <w:sz w:val="20"/>
+          <w:szCs w:val="20"/>
+        </w:rPr>
+        <w:t># Casos con enfermedad</w:t>
+      </w:r>
+    </w:p>
+    <w:p>
+      <w:pPr>
+        <w:spacing w:after="0"/>
+        <w:ind w:right="-427"/>
+        <w:jc w:val="left"/>
+        <w:rPr>
+          <w:rFonts w:ascii="Consolas" w:hAnsi="Consolas"/>
+          <w:sz w:val="20"/>
+          <w:szCs w:val="20"/>
+        </w:rPr>
+      </w:pPr>
+      <w:r>
+        <w:rPr>
+          <w:rFonts w:ascii="Consolas" w:hAnsi="Consolas"/>
+          <w:sz w:val="20"/>
+          <w:szCs w:val="20"/>
+        </w:rPr>
+        <w:t>    c = c(3,</w:t>
+      </w:r>
+      <w:r>
+        <w:rPr>
+          <w:rFonts w:ascii="Consolas" w:hAnsi="Consolas"/>
+          <w:sz w:val="20"/>
+          <w:szCs w:val="20"/>
+        </w:rPr>
+        <w:t xml:space="preserve"> </w:t>
+      </w:r>
+      <w:r>
+        <w:rPr>
+          <w:rFonts w:ascii="Consolas" w:hAnsi="Consolas"/>
+          <w:sz w:val="20"/>
+          <w:szCs w:val="20"/>
+        </w:rPr>
+        <w:t>2.5, 5, 0.5, 4.5, 32, 22.5, 12.5, 12),</w:t>
+      </w:r>
+      <w:r>
+        <w:rPr>
+          <w:rFonts w:ascii="Consolas" w:hAnsi="Consolas"/>
+          <w:sz w:val="20"/>
+          <w:szCs w:val="20"/>
+        </w:rPr>
+        <w:t xml:space="preserve"> # </w:t>
+      </w:r>
+      <w:r>
+        <w:rPr>
+          <w:rFonts w:ascii="Consolas" w:hAnsi="Consolas"/>
+          <w:sz w:val="20"/>
+          <w:szCs w:val="20"/>
+        </w:rPr>
+        <w:t>Casos SIN Enfermedad</w:t>
+      </w:r>
+    </w:p>
+    <w:p>
+      <w:pPr>
+        <w:spacing w:after="0"/>
+        <w:ind w:right="-427"/>
+        <w:jc w:val="left"/>
+        <w:rPr>
+          <w:rFonts w:ascii="Consolas" w:hAnsi="Consolas"/>
+          <w:sz w:val="20"/>
+          <w:szCs w:val="20"/>
+        </w:rPr>
+      </w:pPr>
+      <w:r>
+        <w:rPr>
+          <w:rFonts w:ascii="Consolas" w:hAnsi="Consolas"/>
+          <w:sz w:val="20"/>
+          <w:szCs w:val="20"/>
+        </w:rPr>
+        <w:t>    b = c(2,</w:t>
+      </w:r>
+      <w:r>
+        <w:rPr>
+          <w:rFonts w:ascii="Consolas" w:hAnsi="Consolas"/>
+          <w:sz w:val="20"/>
+          <w:szCs w:val="20"/>
+        </w:rPr>
+        <w:t xml:space="preserve"> </w:t>
+      </w:r>
+      <w:r>
+        <w:rPr>
+          <w:rFonts w:ascii="Consolas" w:hAnsi="Consolas"/>
+          <w:sz w:val="20"/>
+          <w:szCs w:val="20"/>
+        </w:rPr>
+        <w:t>0.5, 5, 1.5, 0.5, 2, 0.5, 0.5, 19),</w:t>
+      </w:r>
+      <w:r>
+        <w:rPr>
+          <w:rFonts w:ascii="Consolas" w:hAnsi="Consolas"/>
+          <w:sz w:val="20"/>
+          <w:szCs w:val="20"/>
+        </w:rPr>
+        <w:t xml:space="preserve"> # </w:t>
+      </w:r>
+      <w:r>
+        <w:rPr>
+          <w:rFonts w:ascii="Consolas" w:hAnsi="Consolas"/>
+          <w:sz w:val="20"/>
+          <w:szCs w:val="20"/>
+        </w:rPr>
+        <w:t>Controles con Enfermedad</w:t>
+      </w:r>
+    </w:p>
+    <w:p>
+      <w:pPr>
+        <w:spacing w:after="0"/>
+        <w:ind w:right="-427"/>
+        <w:jc w:val="left"/>
+        <w:rPr>
+          <w:rFonts w:ascii="Consolas" w:hAnsi="Consolas"/>
+          <w:sz w:val="20"/>
+          <w:szCs w:val="20"/>
+        </w:rPr>
+      </w:pPr>
+      <w:r>
+        <w:rPr>
+          <w:rFonts w:ascii="Consolas" w:hAnsi="Consolas"/>
+          <w:sz w:val="20"/>
+          <w:szCs w:val="20"/>
+        </w:rPr>
+        <w:t>    d = c(4,</w:t>
+      </w:r>
+      <w:r>
+        <w:rPr>
+          <w:rFonts w:ascii="Consolas" w:hAnsi="Consolas"/>
+          <w:sz w:val="20"/>
+          <w:szCs w:val="20"/>
+        </w:rPr>
+        <w:t xml:space="preserve"> </w:t>
+      </w:r>
+      <w:r>
+        <w:rPr>
+          <w:rFonts w:ascii="Consolas" w:hAnsi="Consolas"/>
+          <w:sz w:val="20"/>
+          <w:szCs w:val="20"/>
+        </w:rPr>
+        <w:t>17.5, 25, 7.5</w:t>
+      </w:r>
+      <w:r>
+        <w:rPr>
+          <w:rFonts w:ascii="Consolas" w:hAnsi="Consolas"/>
+          <w:sz w:val="20"/>
+          <w:szCs w:val="20"/>
+        </w:rPr>
+        <w:t>, 20.5</w:t>
+      </w:r>
+      <w:r>
+        <w:rPr>
+          <w:rFonts w:ascii="Consolas" w:hAnsi="Consolas"/>
+          <w:sz w:val="20"/>
+          <w:szCs w:val="20"/>
+        </w:rPr>
+        <w:t>, 35, 30.5, 20.5, 59)</w:t>
+      </w:r>
+      <w:r>
+        <w:rPr>
+          <w:rFonts w:ascii="Consolas" w:hAnsi="Consolas"/>
+          <w:sz w:val="20"/>
+          <w:szCs w:val="20"/>
+        </w:rPr>
+        <w:t xml:space="preserve"> # </w:t>
+      </w:r>
+      <w:r>
+        <w:rPr>
+          <w:rFonts w:ascii="Consolas" w:hAnsi="Consolas"/>
+          <w:sz w:val="20"/>
+          <w:szCs w:val="20"/>
+        </w:rPr>
+        <w:t>Controles SIN Enfermedad</w:t>
+      </w:r>
+    </w:p>
+    <w:p>
+      <w:pPr>
+        <w:ind w:right="-427"/>
+        <w:jc w:val="left"/>
+        <w:rPr>
+          <w:rFonts w:ascii="Consolas" w:hAnsi="Consolas"/>
+          <w:sz w:val="20"/>
+          <w:szCs w:val="20"/>
+        </w:rPr>
+      </w:pPr>
+      <w:r>
+        <w:rPr>
+          <w:rFonts w:ascii="Consolas" w:hAnsi="Consolas"/>
+          <w:sz w:val="20"/>
+          <w:szCs w:val="20"/>
+        </w:rPr>
+        <w:t>)</w:t>
+      </w:r>
+    </w:p>
+    <w:p>
+      <w:pPr>
+        <w:rPr>
+          <w:rFonts w:eastAsiaTheme="minorEastAsia"/>
+        </w:rPr>
+      </w:pPr>
+      <w:r>
+        <w:t xml:space="preserve">Con estos datos, para cada estudio </w:t>
+      </w:r>
+      <m:oMath>
+        <m:r>
+          <w:rPr>
+            <w:rFonts w:ascii="Cambria Math" w:hAnsi="Cambria Math"/>
+          </w:rPr>
+          <m:t>i</m:t>
+        </m:r>
+      </m:oMath>
+      <w:r>
+        <w:rPr>
+          <w:rFonts w:eastAsiaTheme="minorEastAsia"/>
+        </w:rPr>
+        <w:t xml:space="preserve"> </w:t>
+      </w:r>
+      <w:r>
+        <w:t xml:space="preserve">se calculan: </w:t>
+      </w:r>
+      <m:oMath>
+        <m:r>
+          <w:rPr>
+            <w:rFonts w:ascii="Cambria Math" w:hAnsi="Cambria Math"/>
+          </w:rPr>
+          <m:t>O</m:t>
+        </m:r>
+        <m:sSub>
+          <m:sSubPr>
+            <m:ctrlPr>
+              <w:rPr>
+                <w:rFonts w:ascii="Cambria Math" w:hAnsi="Cambria Math"/>
+                <w:i/>
+              </w:rPr>
+            </m:ctrlPr>
+          </m:sSubPr>
+          <m:e>
+            <m:r>
+              <w:rPr>
+                <w:rFonts w:ascii="Cambria Math" w:hAnsi="Cambria Math"/>
+              </w:rPr>
+              <m:t>R</m:t>
+            </m:r>
+          </m:e>
+          <m:sub>
+            <m:r>
+              <w:rPr>
+                <w:rFonts w:ascii="Cambria Math" w:hAnsi="Cambria Math"/>
+              </w:rPr>
+              <m:t>i</m:t>
+            </m:r>
+          </m:sub>
+        </m:sSub>
+      </m:oMath>
+      <w:r>
+        <w:rPr>
+          <w:rFonts w:eastAsiaTheme="minorEastAsia"/>
+        </w:rPr>
+        <w:t xml:space="preserve">, </w:t>
+      </w:r>
+      <m:oMath>
+        <m:sSub>
+          <m:sSubPr>
+            <m:ctrlPr>
+              <w:rPr>
+                <w:rFonts w:ascii="Cambria Math" w:eastAsiaTheme="minorEastAsia" w:hAnsi="Cambria Math"/>
+                <w:i/>
+              </w:rPr>
+            </m:ctrlPr>
+          </m:sSubPr>
+          <m:e>
+            <m:r>
+              <w:rPr>
+                <w:rFonts w:ascii="Cambria Math" w:eastAsiaTheme="minorEastAsia" w:hAnsi="Cambria Math"/>
+              </w:rPr>
+              <m:t>w</m:t>
+            </m:r>
+          </m:e>
+          <m:sub>
+            <m:r>
+              <w:rPr>
+                <w:rFonts w:ascii="Cambria Math" w:eastAsiaTheme="minorEastAsia" w:hAnsi="Cambria Math"/>
+              </w:rPr>
+              <m:t>i</m:t>
+            </m:r>
+          </m:sub>
+        </m:sSub>
+      </m:oMath>
+      <w:r>
+        <w:rPr>
+          <w:rFonts w:eastAsiaTheme="minorEastAsia"/>
+        </w:rPr>
+        <w:t xml:space="preserve"> y </w:t>
+      </w:r>
+      <m:oMath>
+        <m:func>
+          <m:funcPr>
+            <m:ctrlPr>
+              <w:rPr>
+                <w:rFonts w:ascii="Cambria Math" w:eastAsiaTheme="minorEastAsia" w:hAnsi="Cambria Math"/>
+                <w:i/>
+              </w:rPr>
+            </m:ctrlPr>
+          </m:funcPr>
+          <m:fName>
+            <m:r>
+              <w:rPr>
+                <w:rFonts w:ascii="Cambria Math" w:eastAsiaTheme="minorEastAsia" w:hAnsi="Cambria Math"/>
+              </w:rPr>
+              <m:t>ln</m:t>
+            </m:r>
+          </m:fName>
+          <m:e>
+            <m:r>
+              <w:rPr>
+                <w:rFonts w:ascii="Cambria Math" w:eastAsiaTheme="minorEastAsia" w:hAnsi="Cambria Math"/>
+              </w:rPr>
+              <m:t>O</m:t>
+            </m:r>
+            <m:sSub>
+              <m:sSubPr>
+                <m:ctrlPr>
+                  <w:rPr>
+                    <w:rFonts w:ascii="Cambria Math" w:eastAsiaTheme="minorEastAsia" w:hAnsi="Cambria Math"/>
+                    <w:i/>
+                  </w:rPr>
+                </m:ctrlPr>
+              </m:sSubPr>
+              <m:e>
+                <m:r>
+                  <w:rPr>
+                    <w:rFonts w:ascii="Cambria Math" w:eastAsiaTheme="minorEastAsia" w:hAnsi="Cambria Math"/>
+                  </w:rPr>
+                  <m:t>R</m:t>
+                </m:r>
+              </m:e>
+              <m:sub>
+                <m:r>
+                  <w:rPr>
+                    <w:rFonts w:ascii="Cambria Math" w:eastAsiaTheme="minorEastAsia" w:hAnsi="Cambria Math"/>
+                  </w:rPr>
+                  <m:t>i</m:t>
+                </m:r>
+              </m:sub>
+            </m:sSub>
+          </m:e>
+        </m:func>
+      </m:oMath>
+      <w:r>
+        <w:rPr>
+          <w:rFonts w:eastAsiaTheme="minorEastAsia"/>
+        </w:rPr>
+        <w:t>:</w:t>
+      </w:r>
+    </w:p>
+    <w:p>
+      <w:pPr>
+        <w:spacing w:after="0"/>
+        <w:rPr>
+          <w:rFonts w:ascii="Consolas" w:eastAsiaTheme="minorEastAsia" w:hAnsi="Consolas"/>
+          <w:sz w:val="20"/>
+          <w:szCs w:val="20"/>
+        </w:rPr>
+      </w:pPr>
+      <w:r>
+        <w:rPr>
+          <w:rFonts w:ascii="Consolas" w:eastAsiaTheme="minorEastAsia" w:hAnsi="Consolas"/>
+          <w:sz w:val="20"/>
+          <w:szCs w:val="20"/>
+        </w:rPr>
+        <w:t>datos$or &lt;- (datos$a * datos$d) / (datos$b * datos$c)</w:t>
+      </w:r>
+    </w:p>
+    <w:p>
+      <w:pPr>
+        <w:spacing w:after="0"/>
+        <w:rPr>
+          <w:rFonts w:ascii="Consolas" w:eastAsiaTheme="minorEastAsia" w:hAnsi="Consolas"/>
+          <w:sz w:val="20"/>
+          <w:szCs w:val="20"/>
+        </w:rPr>
+      </w:pPr>
+      <w:r>
+        <w:rPr>
+          <w:rFonts w:ascii="Consolas" w:eastAsiaTheme="minorEastAsia" w:hAnsi="Consolas"/>
+          <w:sz w:val="20"/>
+          <w:szCs w:val="20"/>
+        </w:rPr>
+        <w:t>datos$var_ln_or &lt;- (1/datos$a) + (1/datos$d) + (1/datos$b) + (1/datos$c)</w:t>
+      </w:r>
+    </w:p>
+    <w:p>
+      <w:pPr>
+        <w:spacing w:after="0"/>
+        <w:rPr>
+          <w:rFonts w:ascii="Consolas" w:eastAsiaTheme="minorEastAsia" w:hAnsi="Consolas"/>
+          <w:sz w:val="20"/>
+          <w:szCs w:val="20"/>
+        </w:rPr>
+      </w:pPr>
+      <w:r>
+        <w:rPr>
+          <w:rFonts w:ascii="Consolas" w:eastAsiaTheme="minorEastAsia" w:hAnsi="Consolas"/>
+          <w:sz w:val="20"/>
+          <w:szCs w:val="20"/>
+        </w:rPr>
+        <w:t>datos$peso &lt;- 1/datos$var_ln_or</w:t>
+      </w:r>
+    </w:p>
+    <w:p>
+      <w:pPr>
+        <w:rPr>
+          <w:rFonts w:eastAsiaTheme="minorEastAsia"/>
+        </w:rPr>
+      </w:pPr>
+      <w:r>
+        <w:rPr>
+          <w:rFonts w:ascii="Consolas" w:eastAsiaTheme="minorEastAsia" w:hAnsi="Consolas"/>
+          <w:sz w:val="20"/>
+          <w:szCs w:val="20"/>
+        </w:rPr>
+        <w:t>datos$ln_or &lt;- log(datos$or)</w:t>
+      </w:r>
+    </w:p>
+    <w:p>
+      <w:pPr>
+        <w:rPr>
+          <w:rFonts w:eastAsiaTheme="minorEastAsia"/>
+        </w:rPr>
+      </w:pPr>
+      <w:r>
+        <w:rPr>
+          <w:rFonts w:eastAsiaTheme="minorEastAsia"/>
+        </w:rPr>
+        <w:t xml:space="preserve">Calculamos el </w:t>
+      </w:r>
+      <m:oMath>
+        <m:r>
+          <w:rPr>
+            <w:rFonts w:ascii="Cambria Math" w:eastAsiaTheme="minorEastAsia" w:hAnsi="Cambria Math"/>
+          </w:rPr>
+          <m:t>O</m:t>
+        </m:r>
+        <m:sSub>
+          <m:sSubPr>
+            <m:ctrlPr>
+              <w:rPr>
+                <w:rFonts w:ascii="Cambria Math" w:eastAsiaTheme="minorEastAsia" w:hAnsi="Cambria Math"/>
+                <w:i/>
+              </w:rPr>
+            </m:ctrlPr>
+          </m:sSubPr>
+          <m:e>
+            <m:r>
+              <w:rPr>
+                <w:rFonts w:ascii="Cambria Math" w:eastAsiaTheme="minorEastAsia" w:hAnsi="Cambria Math"/>
+              </w:rPr>
+              <m:t>R</m:t>
+            </m:r>
+          </m:e>
+          <m:sub>
+            <m:r>
+              <w:rPr>
+                <w:rFonts w:ascii="Cambria Math" w:eastAsiaTheme="minorEastAsia" w:hAnsi="Cambria Math"/>
+              </w:rPr>
+              <m:t>logit</m:t>
+            </m:r>
+          </m:sub>
+        </m:sSub>
+      </m:oMath>
+      <w:r>
+        <w:rPr>
+          <w:rFonts w:eastAsiaTheme="minorEastAsia"/>
+        </w:rPr>
+        <w:t xml:space="preserve"> usando las nuevas columnas:</w:t>
+      </w:r>
+    </w:p>
+    <w:p>
+      <w:pPr>
+        <w:rPr>
+          <w:rFonts w:ascii="Consolas" w:eastAsiaTheme="minorEastAsia" w:hAnsi="Consolas"/>
+          <w:sz w:val="20"/>
+          <w:szCs w:val="20"/>
+        </w:rPr>
+      </w:pPr>
+      <w:r>
+        <w:rPr>
+          <w:rFonts w:ascii="Consolas" w:eastAsiaTheme="minorEastAsia" w:hAnsi="Consolas"/>
+          <w:sz w:val="20"/>
+          <w:szCs w:val="20"/>
+        </w:rPr>
+        <w:t>or_logit &lt;- exp(sum(datos$peso * datos$ln_or) / sum(datos$peso))</w:t>
+      </w:r>
+    </w:p>
+    <w:p>
+      <w:pPr>
+        <w:rPr>
+          <w:rFonts w:eastAsiaTheme="minorEastAsia"/>
+        </w:rPr>
+      </w:pPr>
+      <w:r>
+        <w:rPr>
+          <w:rFonts w:eastAsiaTheme="minorEastAsia"/>
+        </w:rPr>
+        <w:t xml:space="preserve">obteniendo el valor </w:t>
+      </w:r>
+      <w:r>
+        <w:rPr>
+          <w:rFonts w:eastAsiaTheme="minorEastAsia"/>
+        </w:rPr>
+        <w:t>10.13518</w:t>
+      </w:r>
+      <w:r>
+        <w:rPr>
+          <w:rFonts w:eastAsiaTheme="minorEastAsia"/>
+        </w:rPr>
+        <w:t>. Para el intervalo de confianza al 95% sería:</w:t>
+      </w:r>
+    </w:p>
+    <w:p>
+      <w:pPr>
+        <w:spacing w:after="0"/>
+        <w:rPr>
+          <w:rFonts w:ascii="Consolas" w:eastAsiaTheme="minorEastAsia" w:hAnsi="Consolas"/>
+          <w:sz w:val="20"/>
+          <w:szCs w:val="20"/>
+        </w:rPr>
+      </w:pPr>
+      <w:r>
+        <w:rPr>
+          <w:rFonts w:ascii="Consolas" w:eastAsiaTheme="minorEastAsia" w:hAnsi="Consolas"/>
+          <w:sz w:val="20"/>
+          <w:szCs w:val="20"/>
+        </w:rPr>
+        <w:t>var_ln_or_logit = 1 / sum(datos$peso)</w:t>
+      </w:r>
+    </w:p>
+    <w:p>
+      <w:pPr>
+        <w:spacing w:after="0"/>
+        <w:rPr>
+          <w:rFonts w:ascii="Consolas" w:eastAsiaTheme="minorEastAsia" w:hAnsi="Consolas"/>
+          <w:sz w:val="20"/>
+          <w:szCs w:val="20"/>
+        </w:rPr>
+      </w:pPr>
+      <w:r>
+        <w:rPr>
+          <w:rFonts w:ascii="Consolas" w:eastAsiaTheme="minorEastAsia" w:hAnsi="Consolas"/>
+          <w:sz w:val="20"/>
+          <w:szCs w:val="20"/>
+        </w:rPr>
+        <w:t>lim_inf &lt;- exp(log(or_logit) - (qnorm(1-(</w:t>
+      </w:r>
+      <w:r>
+        <w:rPr>
+          <w:rFonts w:ascii="Consolas" w:eastAsiaTheme="minorEastAsia" w:hAnsi="Consolas"/>
+          <w:sz w:val="20"/>
+          <w:szCs w:val="20"/>
+        </w:rPr>
+        <w:t>0.05</w:t>
+      </w:r>
+      <w:r>
+        <w:rPr>
+          <w:rFonts w:ascii="Consolas" w:eastAsiaTheme="minorEastAsia" w:hAnsi="Consolas"/>
+          <w:sz w:val="20"/>
+          <w:szCs w:val="20"/>
+        </w:rPr>
+        <w:t>)/2) * sqrt(var_ln_or_logit)))</w:t>
+      </w:r>
+    </w:p>
+    <w:p>
+      <w:pPr>
+        <w:rPr>
+          <w:rFonts w:eastAsiaTheme="minorEastAsia"/>
+        </w:rPr>
+      </w:pPr>
+      <w:r>
+        <w:rPr>
+          <w:rFonts w:ascii="Consolas" w:eastAsiaTheme="minorEastAsia" w:hAnsi="Consolas"/>
+          <w:sz w:val="20"/>
+          <w:szCs w:val="20"/>
+        </w:rPr>
+        <w:t>lim_sup &lt;- exp(log(or_logit) + (qnorm(1-(</w:t>
+      </w:r>
+      <w:r>
+        <w:rPr>
+          <w:rFonts w:ascii="Consolas" w:eastAsiaTheme="minorEastAsia" w:hAnsi="Consolas"/>
+          <w:sz w:val="20"/>
+          <w:szCs w:val="20"/>
+        </w:rPr>
+        <w:t>0.05</w:t>
+      </w:r>
+      <w:r>
+        <w:rPr>
+          <w:rFonts w:ascii="Consolas" w:eastAsiaTheme="minorEastAsia" w:hAnsi="Consolas"/>
+          <w:sz w:val="20"/>
+          <w:szCs w:val="20"/>
+        </w:rPr>
+        <w:t>)/2) * sqrt(var_ln_or_logit)))</w:t>
+      </w:r>
+    </w:p>
+    <w:p>
+      <w:pPr>
+        <w:rPr>
+          <w:rFonts w:eastAsiaTheme="minorEastAsia"/>
+        </w:rPr>
+      </w:pPr>
+      <w:r>
+        <w:rPr>
+          <w:rFonts w:eastAsiaTheme="minorEastAsia"/>
+        </w:rPr>
+        <w:t>Quedando el intervalo definido tal que [</w:t>
+      </w:r>
+      <w:r>
+        <w:rPr>
+          <w:rFonts w:eastAsiaTheme="minorEastAsia"/>
+        </w:rPr>
+        <w:t>5.625913</w:t>
+      </w:r>
+      <w:r>
+        <w:rPr>
+          <w:rFonts w:eastAsiaTheme="minorEastAsia"/>
+        </w:rPr>
+        <w:t xml:space="preserve">, </w:t>
+      </w:r>
+      <w:r>
+        <w:rPr>
+          <w:rFonts w:eastAsiaTheme="minorEastAsia"/>
+        </w:rPr>
+        <w:t>18.25872</w:t>
+      </w:r>
+      <w:r>
+        <w:rPr>
+          <w:rFonts w:eastAsiaTheme="minorEastAsia"/>
+        </w:rPr>
+        <w:t>]</w:t>
+      </w:r>
+    </w:p>
+    <w:p>
       <w:pPr>
         <w:pStyle w:val="Ttulo2"/>
       </w:pPr>
       <w:r>
+        <w:t>Pregunta</w:t>
+      </w:r>
+      <w:r>
+        <w:t xml:space="preserve"> 9</w:t>
+      </w:r>
+    </w:p>
+    <w:p>
+      <w:pPr>
+        <w:rPr>
+          <w:rFonts w:eastAsiaTheme="minorEastAsia"/>
+        </w:rPr>
+      </w:pPr>
+      <w:r>
+        <w:t xml:space="preserve">Partiendo de la tabla final obtenida en el ejercicio anterior, la variable or_logit y la fórmula del estadístico descrita en el ejercicio 3, para calcular el estadístico </w:t>
+      </w:r>
+      <m:oMath>
+        <m:sSub>
+          <m:sSubPr>
+            <m:ctrlPr>
+              <w:rPr>
+                <w:rFonts w:ascii="Cambria Math" w:hAnsi="Cambria Math"/>
+                <w:i/>
+              </w:rPr>
+            </m:ctrlPr>
+          </m:sSubPr>
+          <m:e>
+            <m:r>
+              <w:rPr>
+                <w:rFonts w:ascii="Cambria Math" w:hAnsi="Cambria Math"/>
+              </w:rPr>
+              <m:t>Q</m:t>
+            </m:r>
+          </m:e>
+          <m:sub>
+            <m:r>
+              <w:rPr>
+                <w:rFonts w:ascii="Cambria Math" w:hAnsi="Cambria Math"/>
+              </w:rPr>
+              <m:t>A</m:t>
+            </m:r>
+          </m:sub>
+        </m:sSub>
+      </m:oMath>
+      <w:r>
+        <w:rPr>
+          <w:rFonts w:eastAsiaTheme="minorEastAsia"/>
+        </w:rPr>
+        <w:t xml:space="preserve"> para dicho artículo sería:</w:t>
+      </w:r>
+    </w:p>
+    <w:p>
+      <w:pPr>
+        <w:spacing w:after="0"/>
+        <w:rPr>
+          <w:rFonts w:ascii="Consolas" w:eastAsiaTheme="minorEastAsia" w:hAnsi="Consolas"/>
+          <w:sz w:val="20"/>
+          <w:szCs w:val="20"/>
+        </w:rPr>
+      </w:pPr>
+      <w:r>
+        <w:rPr>
+          <w:rFonts w:ascii="Consolas" w:eastAsiaTheme="minorEastAsia" w:hAnsi="Consolas"/>
+          <w:sz w:val="20"/>
+          <w:szCs w:val="20"/>
+        </w:rPr>
+        <w:t>ln_or_logit &lt;- log(or_logit)</w:t>
+      </w:r>
+    </w:p>
+    <w:p>
+      <w:pPr>
+        <w:rPr>
+          <w:rFonts w:ascii="Consolas" w:eastAsiaTheme="minorEastAsia" w:hAnsi="Consolas"/>
+          <w:sz w:val="20"/>
+          <w:szCs w:val="20"/>
+        </w:rPr>
+      </w:pPr>
+      <w:r>
+        <w:rPr>
+          <w:rFonts w:ascii="Consolas" w:eastAsiaTheme="minorEastAsia" w:hAnsi="Consolas"/>
+          <w:sz w:val="20"/>
+          <w:szCs w:val="20"/>
+        </w:rPr>
+        <w:t>Q_A &lt;- (ln_or_logit ** 2) * sum(datos$peso)</w:t>
+      </w:r>
+    </w:p>
+    <w:p>
+      <w:pPr>
+        <w:rPr>
+          <w:rFonts w:eastAsiaTheme="minorEastAsia"/>
+        </w:rPr>
+      </w:pPr>
+      <w:r>
+        <w:rPr>
+          <w:rFonts w:eastAsiaTheme="minorEastAsia"/>
+        </w:rPr>
+        <w:t>Que nos da un valor de 59.469. Su p-valor se calcularía tal que:</w:t>
+      </w:r>
+    </w:p>
+    <w:p>
+      <w:pPr>
+        <w:rPr>
+          <w:rFonts w:ascii="Consolas" w:eastAsiaTheme="minorEastAsia" w:hAnsi="Consolas"/>
+          <w:sz w:val="20"/>
+          <w:szCs w:val="20"/>
+        </w:rPr>
+      </w:pPr>
+      <w:r>
+        <w:rPr>
+          <w:rFonts w:ascii="Consolas" w:eastAsiaTheme="minorEastAsia" w:hAnsi="Consolas"/>
+          <w:sz w:val="20"/>
+          <w:szCs w:val="20"/>
+        </w:rPr>
+        <w:t xml:space="preserve">p_valor &lt;- </w:t>
+      </w:r>
+      <w:r>
+        <w:rPr>
+          <w:rFonts w:ascii="Consolas" w:eastAsiaTheme="minorEastAsia" w:hAnsi="Consolas"/>
+          <w:sz w:val="20"/>
+          <w:szCs w:val="20"/>
+        </w:rPr>
+        <w:t xml:space="preserve">1-pchisq(Q_A, </w:t>
+      </w:r>
+      <w:r>
+        <w:rPr>
+          <w:rFonts w:ascii="Consolas" w:eastAsiaTheme="minorEastAsia" w:hAnsi="Consolas"/>
+          <w:sz w:val="20"/>
+          <w:szCs w:val="20"/>
+        </w:rPr>
+        <w:t>8</w:t>
+      </w:r>
+      <w:r>
+        <w:rPr>
+          <w:rFonts w:ascii="Consolas" w:eastAsiaTheme="minorEastAsia" w:hAnsi="Consolas"/>
+          <w:sz w:val="20"/>
+          <w:szCs w:val="20"/>
+        </w:rPr>
+        <w:t>)</w:t>
+      </w:r>
+    </w:p>
+    <w:p>
+      <w:pPr>
+        <w:rPr>
+          <w:rFonts w:eastAsiaTheme="minorEastAsia"/>
+        </w:rPr>
+      </w:pPr>
+      <w:r>
+        <w:rPr>
+          <w:rFonts w:eastAsiaTheme="minorEastAsia"/>
+        </w:rPr>
+        <w:t xml:space="preserve">Obteniendo un resultado de </w:t>
+      </w:r>
+      <m:oMath>
+        <m:r>
+          <w:rPr>
+            <w:rFonts w:ascii="Cambria Math" w:eastAsiaTheme="minorEastAsia" w:hAnsi="Cambria Math"/>
+          </w:rPr>
+          <m:t>5.92</m:t>
+        </m:r>
+        <m:r>
+          <m:rPr>
+            <m:sty m:val="p"/>
+          </m:rPr>
+          <w:rPr>
+            <w:rFonts w:ascii="Cambria Math" w:eastAsiaTheme="minorEastAsia" w:hAnsi="Cambria Math"/>
+          </w:rPr>
+          <m:t>×</m:t>
+        </m:r>
+        <m:sSup>
+          <m:sSupPr>
+            <m:ctrlPr>
+              <w:rPr>
+                <w:rFonts w:ascii="Cambria Math" w:eastAsiaTheme="minorEastAsia" w:hAnsi="Cambria Math"/>
+                <w:i/>
+              </w:rPr>
+            </m:ctrlPr>
+          </m:sSupPr>
+          <m:e>
+            <m:r>
+              <w:rPr>
+                <w:rFonts w:ascii="Cambria Math" w:eastAsiaTheme="minorEastAsia" w:hAnsi="Cambria Math"/>
+              </w:rPr>
+              <m:t>10</m:t>
+            </m:r>
+            <m:ctrlPr>
+              <w:rPr>
+                <w:rFonts w:ascii="Cambria Math" w:eastAsiaTheme="minorEastAsia" w:hAnsi="Cambria Math"/>
+              </w:rPr>
+            </m:ctrlPr>
+          </m:e>
+          <m:sup>
+            <m:r>
+              <w:rPr>
+                <w:rFonts w:ascii="Cambria Math" w:eastAsiaTheme="minorEastAsia" w:hAnsi="Cambria Math"/>
+              </w:rPr>
+              <m:t>-1</m:t>
+            </m:r>
+            <m:r>
+              <w:rPr>
+                <w:rFonts w:ascii="Cambria Math" w:eastAsiaTheme="minorEastAsia" w:hAnsi="Cambria Math"/>
+              </w:rPr>
+              <m:t>0</m:t>
+            </m:r>
+          </m:sup>
+        </m:sSup>
+      </m:oMath>
+    </w:p>
+    <w:p>
+      <w:pPr>
+        <w:pStyle w:val="Ttulo2"/>
+      </w:pPr>
+      <w:r>
+        <w:lastRenderedPageBreak/>
         <w:t xml:space="preserve">Pregunta </w:t>
       </w:r>
       <w:r>
+        <w:t>10</w:t>
+      </w:r>
+    </w:p>
+    <w:p>
+      <w:pPr>
+        <w:rPr>
+          <w:rFonts w:eastAsiaTheme="minorEastAsia"/>
+        </w:rPr>
+      </w:pPr>
+      <w:r>
+        <w:t>De nuevo, usando la tabla</w:t>
+      </w:r>
+      <w:r>
+        <w:t xml:space="preserve"> final obtenida en el ejercicio 8, junto con </w:t>
+      </w:r>
+      <m:oMath>
+        <m:func>
+          <m:funcPr>
+            <m:ctrlPr>
+              <w:rPr>
+                <w:rFonts w:ascii="Cambria Math" w:hAnsi="Cambria Math"/>
+                <w:i/>
+              </w:rPr>
+            </m:ctrlPr>
+          </m:funcPr>
+          <m:fName>
+            <m:r>
+              <w:rPr>
+                <w:rFonts w:ascii="Cambria Math" w:hAnsi="Cambria Math"/>
+              </w:rPr>
+              <m:t>ln</m:t>
+            </m:r>
+          </m:fName>
+          <m:e>
+            <m:r>
+              <w:rPr>
+                <w:rFonts w:ascii="Cambria Math" w:hAnsi="Cambria Math"/>
+              </w:rPr>
+              <m:t>O</m:t>
+            </m:r>
+            <m:sSub>
+              <m:sSubPr>
+                <m:ctrlPr>
+                  <w:rPr>
+                    <w:rFonts w:ascii="Cambria Math" w:hAnsi="Cambria Math"/>
+                    <w:i/>
+                  </w:rPr>
+                </m:ctrlPr>
+              </m:sSubPr>
+              <m:e>
+                <m:r>
+                  <w:rPr>
+                    <w:rFonts w:ascii="Cambria Math" w:hAnsi="Cambria Math"/>
+                  </w:rPr>
+                  <m:t>R</m:t>
+                </m:r>
+              </m:e>
+              <m:sub>
+                <m:r>
+                  <w:rPr>
+                    <w:rFonts w:ascii="Cambria Math" w:hAnsi="Cambria Math"/>
+                  </w:rPr>
+                  <m:t>logit</m:t>
+                </m:r>
+              </m:sub>
+            </m:sSub>
+          </m:e>
+        </m:func>
+      </m:oMath>
+      <w:r>
+        <w:rPr>
+          <w:rFonts w:eastAsiaTheme="minorEastAsia"/>
+        </w:rPr>
+        <w:t xml:space="preserve">, se calcula el estadístico </w:t>
+      </w:r>
+      <m:oMath>
+        <m:sSub>
+          <m:sSubPr>
+            <m:ctrlPr>
+              <w:rPr>
+                <w:rFonts w:ascii="Cambria Math" w:eastAsiaTheme="minorEastAsia" w:hAnsi="Cambria Math"/>
+                <w:i/>
+              </w:rPr>
+            </m:ctrlPr>
+          </m:sSubPr>
+          <m:e>
+            <m:r>
+              <w:rPr>
+                <w:rFonts w:ascii="Cambria Math" w:eastAsiaTheme="minorEastAsia" w:hAnsi="Cambria Math"/>
+              </w:rPr>
+              <m:t>Q</m:t>
+            </m:r>
+          </m:e>
+          <m:sub>
+            <m:r>
+              <w:rPr>
+                <w:rFonts w:ascii="Cambria Math" w:eastAsiaTheme="minorEastAsia" w:hAnsi="Cambria Math"/>
+              </w:rPr>
+              <m:t>H</m:t>
+            </m:r>
+          </m:sub>
+        </m:sSub>
+      </m:oMath>
+      <w:r>
+        <w:rPr>
+          <w:rFonts w:eastAsiaTheme="minorEastAsia"/>
+        </w:rPr>
+        <w:t xml:space="preserve"> tal que:</w:t>
+      </w:r>
+    </w:p>
+    <w:p>
+      <w:pPr>
+        <w:rPr>
+          <w:rFonts w:ascii="Consolas" w:eastAsiaTheme="minorEastAsia" w:hAnsi="Consolas"/>
+        </w:rPr>
+      </w:pPr>
+      <w:r>
+        <w:rPr>
+          <w:rFonts w:ascii="Consolas" w:eastAsiaTheme="minorEastAsia" w:hAnsi="Consolas"/>
+          <w:sz w:val="20"/>
+          <w:szCs w:val="20"/>
+        </w:rPr>
+        <w:t>Q_H &lt;- sum(datos$peso * (datos$ln_or - ln_or_logit)**2)</w:t>
+      </w:r>
+    </w:p>
+    <w:p>
+      <w:pPr>
+        <w:rPr>
+          <w:rFonts w:eastAsiaTheme="minorEastAsia"/>
+        </w:rPr>
+      </w:pPr>
+      <w:r>
+        <w:rPr>
+          <w:rFonts w:eastAsiaTheme="minorEastAsia"/>
+        </w:rPr>
+        <w:t>Dando un valor de 13.31. Su p-valor se calcularía tal que:</w:t>
+      </w:r>
+    </w:p>
+    <w:p>
+      <w:pPr>
+        <w:rPr>
+          <w:rFonts w:eastAsiaTheme="minorEastAsia"/>
+        </w:rPr>
+      </w:pPr>
+      <w:r>
+        <w:rPr>
+          <w:rFonts w:ascii="Consolas" w:eastAsiaTheme="minorEastAsia" w:hAnsi="Consolas"/>
+          <w:sz w:val="20"/>
+          <w:szCs w:val="20"/>
+        </w:rPr>
+        <w:t xml:space="preserve">p_valor &lt;- </w:t>
+      </w:r>
+      <w:r>
+        <w:rPr>
+          <w:rFonts w:ascii="Consolas" w:eastAsiaTheme="minorEastAsia" w:hAnsi="Consolas"/>
+          <w:sz w:val="20"/>
+          <w:szCs w:val="20"/>
+        </w:rPr>
+        <w:t>1-pchisq(Q_</w:t>
+      </w:r>
+      <w:r>
+        <w:rPr>
+          <w:rFonts w:ascii="Consolas" w:eastAsiaTheme="minorEastAsia" w:hAnsi="Consolas"/>
+          <w:sz w:val="20"/>
+          <w:szCs w:val="20"/>
+        </w:rPr>
+        <w:t>H</w:t>
+      </w:r>
+      <w:r>
+        <w:rPr>
+          <w:rFonts w:ascii="Consolas" w:eastAsiaTheme="minorEastAsia" w:hAnsi="Consolas"/>
+          <w:sz w:val="20"/>
+          <w:szCs w:val="20"/>
+        </w:rPr>
+        <w:t xml:space="preserve">, </w:t>
+      </w:r>
+      <w:r>
+        <w:rPr>
+          <w:rFonts w:ascii="Consolas" w:eastAsiaTheme="minorEastAsia" w:hAnsi="Consolas"/>
+          <w:sz w:val="20"/>
+          <w:szCs w:val="20"/>
+        </w:rPr>
         <w:t>8</w:t>
       </w:r>
+      <w:r>
+        <w:rPr>
+          <w:rFonts w:ascii="Consolas" w:eastAsiaTheme="minorEastAsia" w:hAnsi="Consolas"/>
+          <w:sz w:val="20"/>
+          <w:szCs w:val="20"/>
+        </w:rPr>
+        <w:t>)</w:t>
+      </w:r>
     </w:p>
-    <w:p/>
     <w:p>
-      <w:pPr>
-        <w:pStyle w:val="Ttulo2"/>
-      </w:pPr>
-      <w:r>
-        <w:t>Pregunta</w:t>
-      </w:r>
-      <w:r>
-        <w:t xml:space="preserve"> 9</w:t>
+      <w:r>
+        <w:t>Obteniendo un resultado de 0.101</w:t>
       </w:r>
     </w:p>
-    <w:p/>
-    <w:p>
-      <w:pPr>
-        <w:pStyle w:val="Ttulo2"/>
-      </w:pPr>
-      <w:r>
-        <w:t xml:space="preserve">Pregunta </w:t>
-      </w:r>
-      <w:r>
-        <w:t>10</w:t>
-      </w:r>
-    </w:p>
-    <w:p/>
     <w:sectPr>
       <w:pgSz w:w="11906" w:h="16838"/>
       <w:pgMar w:top="1418" w:right="1701" w:bottom="1418" w:left="1701" w:header="709" w:footer="709" w:gutter="0"/>
